--- a/이윤범_로보틱스SW_포트폴리오.docx
+++ b/이윤범_로보틱스SW_포트폴리오.docx
@@ -575,7 +575,7 @@
         <w:rPr>
           <w:rStyle w:val="VerbatimChar"/>
         </w:rPr>
-        <w:t xml:space="preserve">딥러닝/2020741023_이윤범_중이염예측_보고서.docx</w:t>
+        <w:t xml:space="preserve">딥러닝/_이윤범_중이염예측_보고서.docx</w:t>
       </w:r>
       <w:r>
         <w:t xml:space="preserve">,</w:t>
@@ -723,7 +723,7 @@
         <w:rPr>
           <w:rStyle w:val="VerbatimChar"/>
         </w:rPr>
-        <w:t xml:space="preserve">컴퓨터비전/2020741023_이윤범_7주차/*.cpp</w:t>
+        <w:t xml:space="preserve">컴퓨터비전/_이윤범_7주차/*.cpp</w:t>
       </w:r>
     </w:p>
     <w:p>
@@ -991,7 +991,7 @@
         <w:rPr>
           <w:rStyle w:val="VerbatimChar"/>
         </w:rPr>
-        <w:t xml:space="preserve">강화학습/2020741023_이윤범_report.pdf</w:t>
+        <w:t xml:space="preserve">강화학습/_이윤범_report.pdf</w:t>
       </w:r>
       <w:r>
         <w:t xml:space="preserve">,</w:t>
@@ -1003,7 +1003,7 @@
         <w:rPr>
           <w:rStyle w:val="VerbatimChar"/>
         </w:rPr>
-        <w:t xml:space="preserve">강화학습/2020741023_이윤범_report_and_1_others (1).zip</w:t>
+        <w:t xml:space="preserve">강화학습/_이윤범_report_and_1_others (1).zip</w:t>
       </w:r>
     </w:p>
     <w:sectPr/>

--- a/이윤범_로보틱스SW_포트폴리오.docx
+++ b/이윤범_로보틱스SW_포트폴리오.docx
@@ -6,28 +6,33 @@
       <w:pPr>
         <w:pStyle w:val="Heading1"/>
       </w:pPr>
-      <w:bookmarkStart w:id="20" w:name="이윤범-로보틱스-sw-포트폴리오"/>
-      <w:r>
-        <w:t xml:space="preserve">이윤범 로보틱스 S/W 포트폴리오</w:t>
+      <w:bookmarkStart w:id="20" w:name="이윤범-로보틱스-sw-엔지니어-포트폴리오"/>
+      <w:r>
+        <w:t xml:space="preserve">이윤범 로보틱스 S/W 엔지니어 포트폴리오</w:t>
       </w:r>
       <w:bookmarkEnd w:id="20"/>
     </w:p>
     <w:p>
       <w:pPr>
-        <w:pStyle w:val="Heading2"/>
-      </w:pPr>
-      <w:bookmarkStart w:id="21" w:name="profile"/>
-      <w:r>
-        <w:t xml:space="preserve">Profile</w:t>
-      </w:r>
-      <w:bookmarkEnd w:id="21"/>
-    </w:p>
-    <w:p>
-      <w:pPr>
-        <w:pStyle w:val="FirstParagraph"/>
-      </w:pPr>
-      <w:r>
-        <w:t xml:space="preserve">로봇학부 프로젝트를 통해 카메라 기반 자율주행, 센서-모터 제어, 로봇 제어 시뮬레이션, 딥러닝 비전 모델을 구현했습니다. 특히 센서/비전 입력을 판단 로직과 하드웨어 제어로 연결하는 로보틱스 S/W 역량을 중심으로 성장해왔습니다.</w:t>
+        <w:pStyle w:val="BlockText"/>
+      </w:pPr>
+      <w:r>
+        <w:rPr>
+          <w:b/>
+        </w:rPr>
+        <w:t xml:space="preserve">“</w:t>
+      </w:r>
+      <w:r>
+        <w:rPr>
+          <w:b/>
+        </w:rPr>
+        <w:t xml:space="preserve">비전 센서의 시각적 인지를 정밀한 물리 공간 좌표로 맵핑하고, 실시간 제어기와 액추에이터 구동으로 완결성 있게 연결하는 로보틱스 S/W 엔지니어</w:t>
+      </w:r>
+      <w:r>
+        <w:rPr>
+          <w:b/>
+        </w:rPr>
+        <w:t xml:space="preserve">”</w:t>
       </w:r>
     </w:p>
     <w:p>
@@ -39,7 +44,13 @@
         <w:pStyle w:val="Compact"/>
       </w:pPr>
       <w:r>
-        <w:t xml:space="preserve">Target: 로봇/로보틱스 S/W, 그리퍼/엔드이펙터 제어, 로봇 통합 시스템, C++/Python, Vision Camera</w:t>
+        <w:rPr>
+          <w:b/>
+        </w:rPr>
+        <w:t xml:space="preserve">지원 기업</w:t>
+      </w:r>
+      <w:r>
+        <w:t xml:space="preserve">: (주)테솔로 (TESOLLO)</w:t>
       </w:r>
     </w:p>
     <w:p>
@@ -51,7 +62,49 @@
         <w:pStyle w:val="Compact"/>
       </w:pPr>
       <w:r>
-        <w:t xml:space="preserve">Core Skills: C/C++, Python, MATLAB, C#, PyTorch, TensorFlow, OpenCV, YOLOv5n, ConvNeXt, ATmega128, ODE, FSM</w:t>
+        <w:rPr>
+          <w:b/>
+        </w:rPr>
+        <w:t xml:space="preserve">지원 직무</w:t>
+      </w:r>
+      <w:r>
+        <w:t xml:space="preserve">: 로봇/로보틱스 S/W 엔지니어 (그리퍼 제어 알고리즘 · 협동/산업용 로봇 티칭 · 로봇 통합 시스템 개발)</w:t>
+      </w:r>
+    </w:p>
+    <w:p>
+      <w:pPr>
+        <w:numPr>
+          <w:ilvl w:val="0"/>
+          <w:numId w:val="1001"/>
+        </w:numPr>
+        <w:pStyle w:val="Compact"/>
+      </w:pPr>
+      <w:r>
+        <w:rPr>
+          <w:b/>
+        </w:rPr>
+        <w:t xml:space="preserve">지원자</w:t>
+      </w:r>
+      <w:r>
+        <w:t xml:space="preserve">: 이윤범 (광운대학교 로봇학부 )</w:t>
+      </w:r>
+    </w:p>
+    <w:p>
+      <w:pPr>
+        <w:numPr>
+          <w:ilvl w:val="0"/>
+          <w:numId w:val="1001"/>
+        </w:numPr>
+        <w:pStyle w:val="Compact"/>
+      </w:pPr>
+      <w:r>
+        <w:rPr>
+          <w:b/>
+        </w:rPr>
+        <w:t xml:space="preserve">핵심 역량</w:t>
+      </w:r>
+      <w:r>
+        <w:t xml:space="preserve">: ROS2 (Jazzy/Humble), Camera Calibration &amp; Homography, Embedded Sensor/Motor Control (C/C++, ATmega, Arduino), C++ Computer Vision, Robot Kinematics &amp; Lagrangian Dynamics</w:t>
       </w:r>
     </w:p>
     <w:p>
@@ -65,119 +118,224 @@
       <w:pPr>
         <w:pStyle w:val="Heading2"/>
       </w:pPr>
-      <w:bookmarkStart w:id="22" w:name="raspberry-pi-기반-자율주행-자동차"/>
-      <w:r>
-        <w:t xml:space="preserve">1. Raspberry Pi 기반 자율주행 자동차</w:t>
-      </w:r>
-      <w:bookmarkEnd w:id="22"/>
-    </w:p>
-    <w:p>
-      <w:pPr>
-        <w:pStyle w:val="FirstParagraph"/>
-      </w:pPr>
-      <w:r>
-        <w:rPr>
-          <w:b/>
-        </w:rPr>
-        <w:t xml:space="preserve">요약</w:t>
-      </w:r>
-      <w:r>
-        <w:br/>
-      </w:r>
-      <w:r>
-        <w:t xml:space="preserve">Raspberry Pi 5 기반 소형 자율주행 차량에서 단일 카메라 입력을 사용해 차선 추종, 표지판/신호등 인식, FSM 기반 의사결정, 모터/부저 제어까지 연결한 통합 프로젝트입니다.</w:t>
-      </w:r>
-    </w:p>
-    <w:p>
-      <w:pPr>
-        <w:pStyle w:val="BodyText"/>
-      </w:pPr>
-      <w:r>
-        <w:rPr>
-          <w:b/>
-        </w:rPr>
-        <w:t xml:space="preserve">구현 내용</w:t>
-      </w:r>
-      <w:r>
-        <w:t xml:space="preserve"> </w:t>
-      </w:r>
-      <w:r>
-        <w:t xml:space="preserve">- NVIDIA 스타일 TensorFlow/Keras CNN 회귀 모델로 조향각 예측</w:t>
-      </w:r>
-      <w:r>
-        <w:t xml:space="preserve"> </w:t>
-      </w:r>
-      <w:r>
-        <w:t xml:space="preserve">- YOLOv5n으로 정지 표지판, 신호등, 방향 표지판 인식</w:t>
-      </w:r>
-      <w:r>
-        <w:t xml:space="preserve"> </w:t>
-      </w:r>
-      <w:r>
-        <w:t xml:space="preserve">- DRIVE, STOPPING, RED_WAIT, YELLOW_WAIT, GREEN_STOP, INTERSECTION 상태를 FSM으로 구성</w:t>
-      </w:r>
-      <w:r>
-        <w:t xml:space="preserve"> </w:t>
-      </w:r>
-      <w:r>
-        <w:t xml:space="preserve">- 차선 감지와 객체 인식을 병렬 모듈로 분리하고 멀티스레딩으로 FPS 저하 완화</w:t>
-      </w:r>
-      <w:r>
-        <w:t xml:space="preserve"> </w:t>
-      </w:r>
-      <w:r>
-        <w:t xml:space="preserve">- 최종 상태에 따라 모터 제어 신호와 부저 제어 신호 생성</w:t>
-      </w:r>
-    </w:p>
-    <w:p>
-      <w:pPr>
-        <w:pStyle w:val="BodyText"/>
-      </w:pPr>
-      <w:r>
-        <w:rPr>
-          <w:b/>
-        </w:rPr>
-        <w:t xml:space="preserve">기술 키워드</w:t>
-      </w:r>
-      <w:r>
-        <w:br/>
-      </w:r>
-      <w:r>
-        <w:t xml:space="preserve">Python, TensorFlow/Keras, CNN Regression, YOLOv5n, OpenCV, Raspberry Pi 5, FSM, Multithreading</w:t>
-      </w:r>
-    </w:p>
-    <w:p>
-      <w:pPr>
-        <w:pStyle w:val="BodyText"/>
-      </w:pPr>
-      <w:r>
-        <w:rPr>
-          <w:b/>
-        </w:rPr>
-        <w:t xml:space="preserve">근거 파일</w:t>
-      </w:r>
-      <w:r>
-        <w:br/>
-      </w:r>
-      <w:r>
-        <w:rPr>
-          <w:rStyle w:val="VerbatimChar"/>
-        </w:rPr>
-        <w:t xml:space="preserve">온디바이스인공지능/온디바이스_4조.docx</w:t>
-      </w:r>
-      <w:r>
-        <w:t xml:space="preserve">,</w:t>
-      </w:r>
-      <w:r>
-        <w:t xml:space="preserve"> </w:t>
-      </w:r>
-      <w:r>
-        <w:rPr>
-          <w:rStyle w:val="VerbatimChar"/>
-        </w:rPr>
-        <w:t xml:space="preserve">온디바이스인공지능/자율주행자동차모델생성.ipynb</w:t>
-      </w:r>
-    </w:p>
+      <w:bookmarkStart w:id="21" w:name="기술-스택-technical-stack-breakdown"/>
+      <w:r>
+        <w:t xml:space="preserve">🛠️ 기술 스택 (Technical Stack Breakdown)</w:t>
+      </w:r>
+      <w:bookmarkEnd w:id="21"/>
+    </w:p>
+    <w:tbl>
+      <w:tblPr>
+        <w:tblStyle w:val="Table"/>
+        <w:tblW w:type="pct" w:w="5000.0"/>
+        <w:tblLook w:firstRow="1"/>
+      </w:tblPr>
+      <w:tblGrid>
+        <w:gridCol w:w="3960"/>
+        <w:gridCol w:w="3960"/>
+      </w:tblGrid>
+      <w:tr>
+        <w:trPr>
+          <w:cnfStyle w:firstRow="1"/>
+        </w:trPr>
+        <w:tc>
+          <w:tcPr>
+            <w:tcBorders>
+              <w:bottom w:val="single"/>
+            </w:tcBorders>
+            <w:vAlign w:val="bottom"/>
+          </w:tcPr>
+          <w:p>
+            <w:pPr>
+              <w:pStyle w:val="Compact"/>
+              <w:jc w:val="left"/>
+            </w:pPr>
+            <w:r>
+              <w:t xml:space="preserve">구분</w:t>
+            </w:r>
+          </w:p>
+        </w:tc>
+        <w:tc>
+          <w:tcPr>
+            <w:tcBorders>
+              <w:bottom w:val="single"/>
+            </w:tcBorders>
+            <w:vAlign w:val="bottom"/>
+          </w:tcPr>
+          <w:p>
+            <w:pPr>
+              <w:pStyle w:val="Compact"/>
+              <w:jc w:val="left"/>
+            </w:pPr>
+            <w:r>
+              <w:t xml:space="preserve">보유 기술 및 프레임워크</w:t>
+            </w:r>
+          </w:p>
+        </w:tc>
+      </w:tr>
+      <w:tr>
+        <w:tc>
+          <w:p>
+            <w:pPr>
+              <w:pStyle w:val="Compact"/>
+              <w:jc w:val="left"/>
+            </w:pPr>
+            <w:r>
+              <w:rPr>
+                <w:b/>
+              </w:rPr>
+              <w:t xml:space="preserve">Languages</w:t>
+            </w:r>
+          </w:p>
+        </w:tc>
+        <w:tc>
+          <w:p>
+            <w:pPr>
+              <w:pStyle w:val="Compact"/>
+              <w:jc w:val="left"/>
+            </w:pPr>
+            <w:r>
+              <w:t xml:space="preserve">C/C++ (Modern C++14/17, Qt), Python (Python 3.10+), MATLAB (Symbolic Math), C# (.NET)</w:t>
+            </w:r>
+          </w:p>
+        </w:tc>
+      </w:tr>
+      <w:tr>
+        <w:tc>
+          <w:p>
+            <w:pPr>
+              <w:pStyle w:val="Compact"/>
+              <w:jc w:val="left"/>
+            </w:pPr>
+            <w:r>
+              <w:rPr>
+                <w:b/>
+              </w:rPr>
+              <w:t xml:space="preserve">Robotics &amp; Middleware</w:t>
+            </w:r>
+          </w:p>
+        </w:tc>
+        <w:tc>
+          <w:p>
+            <w:pPr>
+              <w:pStyle w:val="Compact"/>
+              <w:jc w:val="left"/>
+            </w:pPr>
+            <w:r>
+              <w:t xml:space="preserve">ROS2 (Jazzy, Humble), Gazebo Classic Simulation, URDF / STL Modeling, colcon build</w:t>
+            </w:r>
+          </w:p>
+        </w:tc>
+      </w:tr>
+      <w:tr>
+        <w:tc>
+          <w:p>
+            <w:pPr>
+              <w:pStyle w:val="Compact"/>
+              <w:jc w:val="left"/>
+            </w:pPr>
+            <w:r>
+              <w:rPr>
+                <w:b/>
+              </w:rPr>
+              <w:t xml:space="preserve">Vision &amp; AI</w:t>
+            </w:r>
+          </w:p>
+        </w:tc>
+        <w:tc>
+          <w:p>
+            <w:pPr>
+              <w:pStyle w:val="Compact"/>
+              <w:jc w:val="left"/>
+            </w:pPr>
+            <w:r>
+              <w:t xml:space="preserve">OpenCV (Camera Calibration, Undistortion, Homography, PnP), YOLOv8 Segmentation, YOLOv5n, PyTorch, TensorFlow/Keras, OpenVLA, MuJoCo, ConvNeXt</w:t>
+            </w:r>
+          </w:p>
+        </w:tc>
+      </w:tr>
+      <w:tr>
+        <w:tc>
+          <w:p>
+            <w:pPr>
+              <w:pStyle w:val="Compact"/>
+              <w:jc w:val="left"/>
+            </w:pPr>
+            <w:r>
+              <w:rPr>
+                <w:b/>
+              </w:rPr>
+              <w:t xml:space="preserve">Embedded &amp; Actuators</w:t>
+            </w:r>
+          </w:p>
+        </w:tc>
+        <w:tc>
+          <w:p>
+            <w:pPr>
+              <w:pStyle w:val="Compact"/>
+              <w:jc w:val="left"/>
+            </w:pPr>
+            <w:r>
+              <w:t xml:space="preserve">Raspberry Pi 5, Arduino Uno, ATmega128, DC Motor (PWM), Servo Motor, 31kHz PWM Blower Driver</w:t>
+            </w:r>
+          </w:p>
+        </w:tc>
+      </w:tr>
+      <w:tr>
+        <w:tc>
+          <w:p>
+            <w:pPr>
+              <w:pStyle w:val="Compact"/>
+              <w:jc w:val="left"/>
+            </w:pPr>
+            <w:r>
+              <w:rPr>
+                <w:b/>
+              </w:rPr>
+              <w:t xml:space="preserve">Sensors &amp; Signal Processing</w:t>
+            </w:r>
+          </w:p>
+        </w:tc>
+        <w:tc>
+          <w:p>
+            <w:pPr>
+              <w:pStyle w:val="Compact"/>
+              <w:jc w:val="left"/>
+            </w:pPr>
+            <w:r>
+              <w:t xml:space="preserve">GY-85 IMU (ITG-3205 Gyro integration &amp; bias tuning), MPX Pressure Sensor (Hysteresis), TCRT5000, DHT11, CDS, Thermistor, Kalman Filter, IIR/FIR Filter, UART / RS-232 Binary Packet Protocol</w:t>
+            </w:r>
+          </w:p>
+        </w:tc>
+      </w:tr>
+      <w:tr>
+        <w:tc>
+          <w:p>
+            <w:pPr>
+              <w:pStyle w:val="Compact"/>
+              <w:jc w:val="left"/>
+            </w:pPr>
+            <w:r>
+              <w:rPr>
+                <w:b/>
+              </w:rPr>
+              <w:t xml:space="preserve">Hardware Tools</w:t>
+            </w:r>
+          </w:p>
+        </w:tc>
+        <w:tc>
+          <w:p>
+            <w:pPr>
+              <w:pStyle w:val="Compact"/>
+              <w:jc w:val="left"/>
+            </w:pPr>
+            <w:r>
+              <w:t xml:space="preserve">Digital Oscilloscope, Logic Analyzer, Microchip Studio, Linux (Ubuntu 22.04 / 24.04), Git / GitHub</w:t>
+            </w:r>
+          </w:p>
+        </w:tc>
+      </w:tr>
+    </w:tbl>
     <w:p>
       <w:r>
         <w:pict>
@@ -189,116 +347,194 @@
       <w:pPr>
         <w:pStyle w:val="Heading2"/>
       </w:pPr>
-      <w:bookmarkStart w:id="23" w:name="atmega128-스마트-쓰레기통"/>
-      <w:r>
-        <w:t xml:space="preserve">2. ATmega128 스마트 쓰레기통</w:t>
+      <w:bookmarkStart w:id="22" w:name="핵심-직무-적합성-core-competencies-for-tesollo"/>
+      <w:r>
+        <w:t xml:space="preserve">💡 핵심 직무 적합성 (Core Competencies for TESOLLO)</w:t>
+      </w:r>
+      <w:bookmarkEnd w:id="22"/>
+    </w:p>
+    <w:p>
+      <w:pPr>
+        <w:pStyle w:val="Heading3"/>
+      </w:pPr>
+      <w:bookmarkStart w:id="23" w:name="로봇-통합-시스템-개발-robot-integrated-systems"/>
+      <w:r>
+        <w:t xml:space="preserve">1. 로봇 통합 시스템 개발 (Robot Integrated Systems)</w:t>
       </w:r>
       <w:bookmarkEnd w:id="23"/>
     </w:p>
     <w:p>
       <w:pPr>
-        <w:pStyle w:val="FirstParagraph"/>
+        <w:numPr>
+          <w:ilvl w:val="0"/>
+          <w:numId w:val="1002"/>
+        </w:numPr>
+        <w:pStyle w:val="Compact"/>
       </w:pPr>
       <w:r>
         <w:rPr>
           <w:b/>
         </w:rPr>
-        <w:t xml:space="preserve">요약</w:t>
-      </w:r>
-      <w:r>
-        <w:br/>
-      </w:r>
-      <w:r>
-        <w:t xml:space="preserve">손동작으로 자동 개폐되고 내부 온도·습도·조도를 감지해 이상 상태를 표시하는 ATmega128 기반 스마트 쓰레기통입니다.</w:t>
-      </w:r>
-    </w:p>
-    <w:p>
-      <w:pPr>
-        <w:pStyle w:val="BodyText"/>
+        <w:t xml:space="preserve">ROS2 분산 아키텍처 구축</w:t>
+      </w:r>
+      <w:r>
+        <w:t xml:space="preserve">: 상위 임베디드 리눅스(Raspberry Pi 5)에서 비전 인지·좌표 변환·경로 계획을 수행하고, 하위 MCU(Arduino Uno)에서 모터 및 센서 피드백을 실시간 제어하는 이원화 브리지 시스템 완비.</w:t>
+      </w:r>
+    </w:p>
+    <w:p>
+      <w:pPr>
+        <w:numPr>
+          <w:ilvl w:val="0"/>
+          <w:numId w:val="1002"/>
+        </w:numPr>
+        <w:pStyle w:val="Compact"/>
       </w:pPr>
       <w:r>
         <w:rPr>
           <w:b/>
         </w:rPr>
-        <w:t xml:space="preserve">구현 내용</w:t>
-      </w:r>
-      <w:r>
-        <w:t xml:space="preserve"> </w:t>
-      </w:r>
-      <w:r>
-        <w:t xml:space="preserve">- TCRT5000 센서로 손동작 감지 후 서보 모터 구동</w:t>
-      </w:r>
-      <w:r>
-        <w:t xml:space="preserve"> </w:t>
-      </w:r>
-      <w:r>
-        <w:t xml:space="preserve">- 가변저항 입력으로 모터 속도 조절</w:t>
-      </w:r>
-      <w:r>
-        <w:t xml:space="preserve"> </w:t>
-      </w:r>
-      <w:r>
-        <w:t xml:space="preserve">- Thermistor, DHT11, CDS로 온도·습도·조도 이상 상태 감지</w:t>
-      </w:r>
-      <w:r>
-        <w:t xml:space="preserve"> </w:t>
-      </w:r>
-      <w:r>
-        <w:t xml:space="preserve">- MATLAB으로 센서 값을 시각화하고 IIR, FIR, Kalman Filter 적용</w:t>
-      </w:r>
-    </w:p>
-    <w:p>
-      <w:pPr>
-        <w:pStyle w:val="BodyText"/>
+        <w:t xml:space="preserve">Gazebo 3D 시뮬레이션 환경 검증</w:t>
+      </w:r>
+      <w:r>
+        <w:t xml:space="preserve">: 물리 하드웨어 제작 전 URDF 로봇 모델 및 실제 작업 환경(유리벽/창틀)을 3D 시뮬레이터로 구성하여 궤적 및 제어 로직 선행 검증.</w:t>
+      </w:r>
+    </w:p>
+    <w:p>
+      <w:pPr>
+        <w:pStyle w:val="Heading3"/>
+      </w:pPr>
+      <w:bookmarkStart w:id="24" w:name="X508d69aa440f96f831a031d9e139c099c5657e9"/>
+      <w:r>
+        <w:t xml:space="preserve">2. 비전 카메라 공간 맵핑 (Vision-to-Physical Coordinate Mapping)</w:t>
+      </w:r>
+      <w:bookmarkEnd w:id="24"/>
+    </w:p>
+    <w:p>
+      <w:pPr>
+        <w:numPr>
+          <w:ilvl w:val="0"/>
+          <w:numId w:val="1003"/>
+        </w:numPr>
+        <w:pStyle w:val="Compact"/>
       </w:pPr>
       <w:r>
         <w:rPr>
           <w:b/>
         </w:rPr>
-        <w:t xml:space="preserve">본인 역할</w:t>
-      </w:r>
-      <w:r>
-        <w:br/>
-      </w:r>
-      <w:r>
-        <w:t xml:space="preserve">보고서 기준: 전체 시스템 설계, 하드웨어 구현</w:t>
-      </w:r>
-    </w:p>
-    <w:p>
-      <w:pPr>
-        <w:pStyle w:val="BodyText"/>
+        <w:t xml:space="preserve">Undistortion &amp; Homography 투영 변환</w:t>
+      </w:r>
+      <w:r>
+        <w:t xml:space="preserve">: 카메라 렌즈 왜곡 계수(k1, k2, p1, p2) 보정 후 3x3 Homography 행렬 H를 통해 2D 영상 평면 픽셀 (u, v)을 3D 작업 평면의 물리적 절대 메트릭 좌표 (X, Y) cm로 정밀 맵핑.</w:t>
+      </w:r>
+    </w:p>
+    <w:p>
+      <w:pPr>
+        <w:numPr>
+          <w:ilvl w:val="0"/>
+          <w:numId w:val="1003"/>
+        </w:numPr>
+        <w:pStyle w:val="Compact"/>
       </w:pPr>
       <w:r>
         <w:rPr>
           <w:b/>
         </w:rPr>
-        <w:t xml:space="preserve">기술 키워드</w:t>
-      </w:r>
-      <w:r>
-        <w:br/>
-      </w:r>
-      <w:r>
-        <w:t xml:space="preserve">ATmega128, C/C++, Sensor, Servo Motor, IIR/FIR/Kalman Filter, MATLAB</w:t>
-      </w:r>
-    </w:p>
-    <w:p>
-      <w:pPr>
-        <w:pStyle w:val="BodyText"/>
+        <w:t xml:space="preserve">AI 기반 공간 분할</w:t>
+      </w:r>
+      <w:r>
+        <w:t xml:space="preserve">: YOLOv8 Segmentation을 활용한 불규칙한 형상의 대상체 중심 픽셀 계산 및 코너 자동 검출.</w:t>
+      </w:r>
+    </w:p>
+    <w:p>
+      <w:pPr>
+        <w:pStyle w:val="Heading3"/>
+      </w:pPr>
+      <w:bookmarkStart w:id="25" w:name="Xb373cab83be47b508c34dc27bc6709571724b4e"/>
+      <w:r>
+        <w:t xml:space="preserve">3. 그리퍼 및 액추에이터 임베디드 제어 (Embedded Actuation &amp; Sensor Loop)</w:t>
+      </w:r>
+      <w:bookmarkEnd w:id="25"/>
+    </w:p>
+    <w:p>
+      <w:pPr>
+        <w:numPr>
+          <w:ilvl w:val="0"/>
+          <w:numId w:val="1004"/>
+        </w:numPr>
+        <w:pStyle w:val="Compact"/>
       </w:pPr>
       <w:r>
         <w:rPr>
           <w:b/>
         </w:rPr>
-        <w:t xml:space="preserve">근거 파일</w:t>
-      </w:r>
-      <w:r>
-        <w:br/>
-      </w:r>
-      <w:r>
-        <w:rPr>
-          <w:rStyle w:val="VerbatimChar"/>
-        </w:rPr>
-        <w:t xml:space="preserve">로실3/로봇학실험3 7조 보고서-1.pdf</w:t>
+        <w:t xml:space="preserve">센서 노이즈 필터링 &amp; 상태 피드백</w:t>
+      </w:r>
+      <w:r>
+        <w:t xml:space="preserve">: 아날로그/디지털 센서 신호에 Kalman Filter, IIR 필터 적용 및 오실로스코프 신호 검증.</w:t>
+      </w:r>
+    </w:p>
+    <w:p>
+      <w:pPr>
+        <w:numPr>
+          <w:ilvl w:val="0"/>
+          <w:numId w:val="1004"/>
+        </w:numPr>
+        <w:pStyle w:val="Compact"/>
+      </w:pPr>
+      <w:r>
+        <w:rPr>
+          <w:b/>
+        </w:rPr>
+        <w:t xml:space="preserve">안전 제어 로직</w:t>
+      </w:r>
+      <w:r>
+        <w:t xml:space="preserve">: 압력 센서 ADC 히스테리시스 밴드 판별 및 하드웨어 타이머 기반 31kHz PWM 초고속 흡착 블로워 제어.</w:t>
+      </w:r>
+    </w:p>
+    <w:p>
+      <w:pPr>
+        <w:pStyle w:val="Heading3"/>
+      </w:pPr>
+      <w:bookmarkStart w:id="26" w:name="로봇-기구학-및-동역학-토크-해석-kinematics-dynamics"/>
+      <w:r>
+        <w:t xml:space="preserve">4. 로봇 기구학 및 동역학 토크 해석 (Kinematics &amp; Dynamics)</w:t>
+      </w:r>
+      <w:bookmarkEnd w:id="26"/>
+    </w:p>
+    <w:p>
+      <w:pPr>
+        <w:numPr>
+          <w:ilvl w:val="0"/>
+          <w:numId w:val="1005"/>
+        </w:numPr>
+        <w:pStyle w:val="Compact"/>
+      </w:pPr>
+      <w:r>
+        <w:rPr>
+          <w:b/>
+        </w:rPr>
+        <w:t xml:space="preserve">수학적 모델링</w:t>
+      </w:r>
+      <w:r>
+        <w:t xml:space="preserve">: 4-DOF 다관절 매니퓰레이터의 DH Parameter 정의, Forward Kinematics 변환행렬 유도, 자코비안 속도 연산.</w:t>
+      </w:r>
+    </w:p>
+    <w:p>
+      <w:pPr>
+        <w:numPr>
+          <w:ilvl w:val="0"/>
+          <w:numId w:val="1005"/>
+        </w:numPr>
+        <w:pStyle w:val="Compact"/>
+      </w:pPr>
+      <w:r>
+        <w:rPr>
+          <w:b/>
+        </w:rPr>
+        <w:t xml:space="preserve">라그랑지안 동역학 해석</w:t>
+      </w:r>
+      <w:r>
+        <w:t xml:space="preserve">: L = K - P로부터 관성 행렬 M(θ), 코리올리/원심력 행렬 C(θ, dθ), 중력 보상 벡터 G(θ) 및 관절 구동 토크(τ) 방정식 심볼릭 수식 도출.</w:t>
       </w:r>
     </w:p>
     <w:p>
@@ -310,125 +546,61 @@
     </w:p>
     <w:p>
       <w:pPr>
-        <w:pStyle w:val="Heading2"/>
-      </w:pPr>
-      <w:bookmarkStart w:id="24" w:name="로봇-제어-ui-ode-kinematics-프로젝트"/>
-      <w:r>
-        <w:t xml:space="preserve">3. 로봇 제어 UI / ODE / Kinematics 프로젝트</w:t>
-      </w:r>
-      <w:bookmarkEnd w:id="24"/>
-    </w:p>
-    <w:p>
-      <w:pPr>
-        <w:pStyle w:val="FirstParagraph"/>
-      </w:pPr>
-      <w:r>
-        <w:rPr>
-          <w:b/>
-        </w:rPr>
-        <w:t xml:space="preserve">요약</w:t>
-      </w:r>
-      <w:r>
-        <w:br/>
-      </w:r>
-      <w:r>
-        <w:t xml:space="preserve">로봇 관절 목표값과 현재값을 UI에서 관리하고, ODE 시뮬레이션과 Forward/Inverse Kinematics를 연결하는 로봇 제어 실습 프로젝트입니다.</w:t>
-      </w:r>
-    </w:p>
-    <w:p>
-      <w:pPr>
-        <w:pStyle w:val="BodyText"/>
-      </w:pPr>
-      <w:r>
-        <w:rPr>
-          <w:b/>
-        </w:rPr>
-        <w:t xml:space="preserve">구현/학습 범위</w:t>
-      </w:r>
-      <w:r>
-        <w:t xml:space="preserve"> </w:t>
-      </w:r>
-      <w:r>
-        <w:t xml:space="preserve">- Target/Current position, velocity, torque graph 표시</w:t>
-      </w:r>
-      <w:r>
-        <w:t xml:space="preserve"> </w:t>
-      </w:r>
-      <w:r>
-        <w:t xml:space="preserve">- Forward Kinematics: 관절각 입력 → ODE 좌표계에서 로봇 위치 갱신</w:t>
-      </w:r>
-      <w:r>
-        <w:t xml:space="preserve"> </w:t>
-      </w:r>
-      <w:r>
-        <w:t xml:space="preserve">- Inverse Kinematics: 목표 x, y 좌표 입력 → 관절각 산출</w:t>
-      </w:r>
-      <w:r>
-        <w:t xml:space="preserve"> </w:t>
-      </w:r>
-      <w:r>
-        <w:t xml:space="preserve">- Set/Forward/Backward/Init 동작 흐름 구성</w:t>
-      </w:r>
-      <w:r>
-        <w:t xml:space="preserve"> </w:t>
-      </w:r>
-      <w:r>
-        <w:t xml:space="preserve">- 모바일 모드와 관절 모드의 각도 예외처리</w:t>
-      </w:r>
-      <w:r>
-        <w:t xml:space="preserve"> </w:t>
-      </w:r>
-      <w:r>
-        <w:t xml:space="preserve">- 전류/속도/위치 Cascade Controller 개념 학습</w:t>
-      </w:r>
-    </w:p>
-    <w:p>
-      <w:pPr>
-        <w:pStyle w:val="BodyText"/>
-      </w:pPr>
-      <w:r>
-        <w:rPr>
-          <w:b/>
-        </w:rPr>
-        <w:t xml:space="preserve">기술 키워드</w:t>
-      </w:r>
-      <w:r>
-        <w:br/>
-      </w:r>
-      <w:r>
-        <w:t xml:space="preserve">C/C++, MFC, ODE, Forward Kinematics, Inverse Kinematics, Motor Control, Cascade Control</w:t>
-      </w:r>
-    </w:p>
-    <w:p>
-      <w:pPr>
-        <w:pStyle w:val="BodyText"/>
-      </w:pPr>
-      <w:r>
-        <w:rPr>
-          <w:b/>
-        </w:rPr>
-        <w:t xml:space="preserve">근거 파일</w:t>
-      </w:r>
-      <w:r>
-        <w:br/>
-      </w:r>
-      <w:r>
-        <w:rPr>
-          <w:rStyle w:val="VerbatimChar"/>
-        </w:rPr>
-        <w:t xml:space="preserve">로실4/[로봇학실험4]텀프로젝트.pdf</w:t>
-      </w:r>
+        <w:pStyle w:val="BlockText"/>
+      </w:pPr>
+      <w:r>
+        <w:t xml:space="preserve">프로젝트 원본은 하나의 저장소에 모두 합치지 않고, 각 과목/프로젝트 폴더의 GitHub 메모(</w:t>
+      </w:r>
+      <w:r>
+        <w:rPr>
+          <w:rStyle w:val="VerbatimChar"/>
+        </w:rPr>
+        <w:t xml:space="preserve">*.txt</w:t>
+      </w:r>
+      <w:r>
+        <w:t xml:space="preserve">)가 있는 경우 해당 개별 저장소를 근거 링크로 연결했습니다. 확인된 개별 저장소:</w:t>
+      </w:r>
+      <w:r>
+        <w:t xml:space="preserve"> </w:t>
+      </w:r>
+      <w:hyperlink r:id="rId27">
+        <w:r>
+          <w:rPr>
+            <w:rStyle w:val="Hyperlink"/>
+          </w:rPr>
+          <w:t xml:space="preserve">WindowAIRobot</w:t>
+        </w:r>
+      </w:hyperlink>
       <w:r>
         <w:t xml:space="preserve">,</w:t>
       </w:r>
       <w:r>
         <w:t xml:space="preserve"> </w:t>
       </w:r>
-      <w:r>
-        <w:rPr>
-          <w:rStyle w:val="VerbatimChar"/>
-        </w:rPr>
-        <w:t xml:space="preserve">로실4/RobotExp_4_tue.zip</w:t>
+      <w:hyperlink r:id="rId28">
+        <w:r>
+          <w:rPr>
+            <w:rStyle w:val="Hyperlink"/>
+          </w:rPr>
+          <w:t xml:space="preserve">openVLA-with-Raccoonbot</w:t>
+        </w:r>
+      </w:hyperlink>
+      <w:r>
+        <w:t xml:space="preserve">,</w:t>
+      </w:r>
+      <w:r>
+        <w:t xml:space="preserve"> </w:t>
+      </w:r>
+      <w:hyperlink r:id="rId29">
+        <w:r>
+          <w:rPr>
+            <w:rStyle w:val="Hyperlink"/>
+          </w:rPr>
+          <w:t xml:space="preserve">Project-for-RobotProgramming</w:t>
+        </w:r>
+      </w:hyperlink>
+      <w:r>
+        <w:t xml:space="preserve">.</w:t>
       </w:r>
     </w:p>
     <w:p>
@@ -442,140 +614,754 @@
       <w:pPr>
         <w:pStyle w:val="Heading2"/>
       </w:pPr>
-      <w:bookmarkStart w:id="25" w:name="convnext-기반-측두골-ct-중이염-다중-레이블-분류"/>
-      <w:r>
-        <w:t xml:space="preserve">4. ConvNeXt 기반 측두골 CT 중이염 다중 레이블 분류</w:t>
-      </w:r>
-      <w:bookmarkEnd w:id="25"/>
-    </w:p>
-    <w:p>
-      <w:pPr>
-        <w:pStyle w:val="FirstParagraph"/>
+      <w:bookmarkStart w:id="30" w:name="X875192539e392bd3ed5f0f77a678bf35df94768"/>
+      <w:r>
+        <w:t xml:space="preserve">01. [대표 캡스톤 프로젝트] Window AI Robot: ROS2 기반 지능형 창문 청소 로봇</w:t>
+      </w:r>
+      <w:bookmarkEnd w:id="30"/>
+    </w:p>
+    <w:p>
+      <w:pPr>
+        <w:pStyle w:val="BlockText"/>
       </w:pPr>
       <w:r>
         <w:rPr>
           <w:b/>
         </w:rPr>
-        <w:t xml:space="preserve">요약</w:t>
+        <w:t xml:space="preserve">비전 카메라 왜곡 보정부터 YOLOv8 오염 분할, Homography 절대 좌표 변환, IMU 센서 융합, 압력 기반 흡착 블로워 제어, Gazebo 3D 시뮬레이션까지 수직 통합한 ROS2 로봇 시스템</w:t>
+      </w:r>
+    </w:p>
+    <w:p>
+      <w:pPr>
+        <w:numPr>
+          <w:ilvl w:val="0"/>
+          <w:numId w:val="1006"/>
+        </w:numPr>
+        <w:pStyle w:val="Compact"/>
+      </w:pPr>
+      <w:r>
+        <w:rPr>
+          <w:b/>
+        </w:rPr>
+        <w:t xml:space="preserve">개발 기간</w:t>
+      </w:r>
+      <w:r>
+        <w:t xml:space="preserve">: 2024.03 ~ 2024.06 (광운대학교 로봇학부 캡스톤 디자인)</w:t>
+      </w:r>
+    </w:p>
+    <w:p>
+      <w:pPr>
+        <w:numPr>
+          <w:ilvl w:val="0"/>
+          <w:numId w:val="1006"/>
+        </w:numPr>
+        <w:pStyle w:val="Compact"/>
+      </w:pPr>
+      <w:r>
+        <w:rPr>
+          <w:b/>
+        </w:rPr>
+        <w:t xml:space="preserve">GitHub</w:t>
+      </w:r>
+      <w:r>
+        <w:t xml:space="preserve">:</w:t>
+      </w:r>
+      <w:r>
+        <w:t xml:space="preserve"> </w:t>
+      </w:r>
+      <w:hyperlink r:id="rId27">
+        <w:r>
+          <w:rPr>
+            <w:rStyle w:val="Hyperlink"/>
+          </w:rPr>
+          <w:t xml:space="preserve">https://github.com/Editor404/WindowAIRobot</w:t>
+        </w:r>
+      </w:hyperlink>
+    </w:p>
+    <w:p>
+      <w:pPr>
+        <w:numPr>
+          <w:ilvl w:val="0"/>
+          <w:numId w:val="1006"/>
+        </w:numPr>
+        <w:pStyle w:val="Compact"/>
+      </w:pPr>
+      <w:r>
+        <w:rPr>
+          <w:b/>
+        </w:rPr>
+        <w:t xml:space="preserve">주요 역할</w:t>
+      </w:r>
+      <w:r>
+        <w:t xml:space="preserve">: ROS2 노드 아키텍처 설계, 카메라 캘리브레이션 및 Homography 좌표 변환 파이프라인 구축, IMU/압력센서 하위 제어기 브리지 연동, Gazebo 3D 시뮬레이션 환경 구현</w:t>
+      </w:r>
+    </w:p>
+    <w:p>
+      <w:pPr>
+        <w:numPr>
+          <w:ilvl w:val="0"/>
+          <w:numId w:val="1006"/>
+        </w:numPr>
+        <w:pStyle w:val="Compact"/>
+      </w:pPr>
+      <w:r>
+        <w:rPr>
+          <w:b/>
+        </w:rPr>
+        <w:t xml:space="preserve">기술 스택</w:t>
+      </w:r>
+      <w:r>
+        <w:t xml:space="preserve">:</w:t>
+      </w:r>
+      <w:r>
+        <w:t xml:space="preserve"> </w:t>
+      </w:r>
+      <w:r>
+        <w:rPr>
+          <w:rStyle w:val="VerbatimChar"/>
+        </w:rPr>
+        <w:t xml:space="preserve">ROS2 (Jazzy/Humble)</w:t>
+      </w:r>
+      <w:r>
+        <w:t xml:space="preserve">,</w:t>
+      </w:r>
+      <w:r>
+        <w:t xml:space="preserve"> </w:t>
+      </w:r>
+      <w:r>
+        <w:rPr>
+          <w:rStyle w:val="VerbatimChar"/>
+        </w:rPr>
+        <w:t xml:space="preserve">Python</w:t>
+      </w:r>
+      <w:r>
+        <w:t xml:space="preserve">,</w:t>
+      </w:r>
+      <w:r>
+        <w:t xml:space="preserve"> </w:t>
+      </w:r>
+      <w:r>
+        <w:rPr>
+          <w:rStyle w:val="VerbatimChar"/>
+        </w:rPr>
+        <w:t xml:space="preserve">C++</w:t>
+      </w:r>
+      <w:r>
+        <w:t xml:space="preserve">,</w:t>
+      </w:r>
+      <w:r>
+        <w:t xml:space="preserve"> </w:t>
+      </w:r>
+      <w:r>
+        <w:rPr>
+          <w:rStyle w:val="VerbatimChar"/>
+        </w:rPr>
+        <w:t xml:space="preserve">YOLOv8 Segmentation</w:t>
+      </w:r>
+      <w:r>
+        <w:t xml:space="preserve">,</w:t>
+      </w:r>
+      <w:r>
+        <w:t xml:space="preserve"> </w:t>
+      </w:r>
+      <w:r>
+        <w:rPr>
+          <w:rStyle w:val="VerbatimChar"/>
+        </w:rPr>
+        <w:t xml:space="preserve">OpenCV</w:t>
+      </w:r>
+      <w:r>
+        <w:t xml:space="preserve">,</w:t>
+      </w:r>
+      <w:r>
+        <w:t xml:space="preserve"> </w:t>
+      </w:r>
+      <w:r>
+        <w:rPr>
+          <w:rStyle w:val="VerbatimChar"/>
+        </w:rPr>
+        <w:t xml:space="preserve">Gazebo Classic</w:t>
+      </w:r>
+      <w:r>
+        <w:t xml:space="preserve">,</w:t>
+      </w:r>
+      <w:r>
+        <w:t xml:space="preserve"> </w:t>
+      </w:r>
+      <w:r>
+        <w:rPr>
+          <w:rStyle w:val="VerbatimChar"/>
+        </w:rPr>
+        <w:t xml:space="preserve">URDF/STL</w:t>
+      </w:r>
+      <w:r>
+        <w:t xml:space="preserve">,</w:t>
+      </w:r>
+      <w:r>
+        <w:t xml:space="preserve"> </w:t>
+      </w:r>
+      <w:r>
+        <w:rPr>
+          <w:rStyle w:val="VerbatimChar"/>
+        </w:rPr>
+        <w:t xml:space="preserve">Raspberry Pi 5</w:t>
+      </w:r>
+      <w:r>
+        <w:t xml:space="preserve">,</w:t>
+      </w:r>
+      <w:r>
+        <w:t xml:space="preserve"> </w:t>
+      </w:r>
+      <w:r>
+        <w:rPr>
+          <w:rStyle w:val="VerbatimChar"/>
+        </w:rPr>
+        <w:t xml:space="preserve">Arduino Uno</w:t>
+      </w:r>
+      <w:r>
+        <w:t xml:space="preserve">,</w:t>
+      </w:r>
+      <w:r>
+        <w:t xml:space="preserve"> </w:t>
+      </w:r>
+      <w:r>
+        <w:rPr>
+          <w:rStyle w:val="VerbatimChar"/>
+        </w:rPr>
+        <w:t xml:space="preserve">GY-85 IMU</w:t>
+      </w:r>
+      <w:r>
+        <w:t xml:space="preserve">,</w:t>
+      </w:r>
+      <w:r>
+        <w:t xml:space="preserve"> </w:t>
+      </w:r>
+      <w:r>
+        <w:rPr>
+          <w:rStyle w:val="VerbatimChar"/>
+        </w:rPr>
+        <w:t xml:space="preserve">PWM</w:t>
+      </w:r>
+    </w:p>
+    <w:p>
+      <w:pPr>
+        <w:pStyle w:val="SourceCode"/>
+      </w:pPr>
+      <w:r>
+        <w:rPr>
+          <w:rStyle w:val="VerbatimChar"/>
+        </w:rPr>
+        <w:t xml:space="preserve">[ 전체 시스템 데이터 플로우 ]</w:t>
       </w:r>
       <w:r>
         <w:br/>
       </w:r>
       <w:r>
-        <w:t xml:space="preserve">측두골 CT PNG 슬라이스에서 우측/좌측 측두골 영역과 우측/좌측 중이염 여부를 동시에 예측하는 4출력 다중 레이블 분류 모델입니다.</w:t>
-      </w:r>
-    </w:p>
-    <w:p>
-      <w:pPr>
-        <w:pStyle w:val="BodyText"/>
+        <w:rPr>
+          <w:rStyle w:val="VerbatimChar"/>
+        </w:rPr>
+        <w:t xml:space="preserve">/camera/image_raw (Raspberry Pi Camera)</w:t>
+      </w:r>
+      <w:r>
+        <w:br/>
+      </w:r>
+      <w:r>
+        <w:rPr>
+          <w:rStyle w:val="VerbatimChar"/>
+        </w:rPr>
+        <w:t xml:space="preserve">    │</w:t>
+      </w:r>
+      <w:r>
+        <w:br/>
+      </w:r>
+      <w:r>
+        <w:rPr>
+          <w:rStyle w:val="VerbatimChar"/>
+        </w:rPr>
+        <w:t xml:space="preserve">    ▼ [calib_parameters.npz 왜곡 보정]</w:t>
+      </w:r>
+      <w:r>
+        <w:br/>
+      </w:r>
+      <w:r>
+        <w:rPr>
+          <w:rStyle w:val="VerbatimChar"/>
+        </w:rPr>
+        <w:t xml:space="preserve">dirt_target_node (YOLOv8 seg_best.pt 오염 마스크 검출 + best.pt 코너 검출)</w:t>
+      </w:r>
+      <w:r>
+        <w:br/>
+      </w:r>
+      <w:r>
+        <w:rPr>
+          <w:rStyle w:val="VerbatimChar"/>
+        </w:rPr>
+        <w:t xml:space="preserve">    │</w:t>
+      </w:r>
+      <w:r>
+        <w:br/>
+      </w:r>
+      <w:r>
+        <w:rPr>
+          <w:rStyle w:val="VerbatimChar"/>
+        </w:rPr>
+        <w:t xml:space="preserve">    ▼ [3x3 Homography 투영 변환: (u, v) -&gt; (X_cm, Y_cm)]</w:t>
+      </w:r>
+      <w:r>
+        <w:br/>
+      </w:r>
+      <w:r>
+        <w:rPr>
+          <w:rStyle w:val="VerbatimChar"/>
+        </w:rPr>
+        <w:t xml:space="preserve">/robot/target_pose (geometry_msgs/Pose2D)</w:t>
+      </w:r>
+      <w:r>
+        <w:br/>
+      </w:r>
+      <w:r>
+        <w:rPr>
+          <w:rStyle w:val="VerbatimChar"/>
+        </w:rPr>
+        <w:t xml:space="preserve">    │</w:t>
+      </w:r>
+      <w:r>
+        <w:br/>
+      </w:r>
+      <w:r>
+        <w:rPr>
+          <w:rStyle w:val="VerbatimChar"/>
+        </w:rPr>
+        <w:t xml:space="preserve">    ▼ [IMU /robot/imu_pose.theta 기반 글로벌-&gt;로컬 좌표 회전 변환]</w:t>
+      </w:r>
+      <w:r>
+        <w:br/>
+      </w:r>
+      <w:r>
+        <w:rPr>
+          <w:rStyle w:val="VerbatimChar"/>
+        </w:rPr>
+        <w:t xml:space="preserve">robot_controller_node (Lawn-mower 경로 계획 &amp; 모터 이동량 계산)</w:t>
+      </w:r>
+      <w:r>
+        <w:br/>
+      </w:r>
+      <w:r>
+        <w:rPr>
+          <w:rStyle w:val="VerbatimChar"/>
+        </w:rPr>
+        <w:t xml:space="preserve">    │</w:t>
+      </w:r>
+      <w:r>
+        <w:br/>
+      </w:r>
+      <w:r>
+        <w:rPr>
+          <w:rStyle w:val="VerbatimChar"/>
+        </w:rPr>
+        <w:t xml:space="preserve">    ▼ [/arduino/motor_command: dx, dy, theta]</w:t>
+      </w:r>
+      <w:r>
+        <w:br/>
+      </w:r>
+      <w:r>
+        <w:rPr>
+          <w:rStyle w:val="VerbatimChar"/>
+        </w:rPr>
+        <w:t xml:space="preserve">arduino_imu_node (Serial UART Bridge)</w:t>
+      </w:r>
+      <w:r>
+        <w:br/>
+      </w:r>
+      <w:r>
+        <w:rPr>
+          <w:rStyle w:val="VerbatimChar"/>
+        </w:rPr>
+        <w:t xml:space="preserve">    │</w:t>
+      </w:r>
+      <w:r>
+        <w:br/>
+      </w:r>
+      <w:r>
+        <w:rPr>
+          <w:rStyle w:val="VerbatimChar"/>
+        </w:rPr>
+        <w:t xml:space="preserve">    ├─► Arduino Uno: L298N DC 모터 정/역회전 &amp; PWM 속도 제어</w:t>
+      </w:r>
+      <w:r>
+        <w:br/>
+      </w:r>
+      <w:r>
+        <w:rPr>
+          <w:rStyle w:val="VerbatimChar"/>
+        </w:rPr>
+        <w:t xml:space="preserve">    ├─► MPX 압력센서 ADC 모니터링 -&gt; 31kHz PWM WS7040 흡착 블로워 안전 제어</w:t>
+      </w:r>
+      <w:r>
+        <w:br/>
+      </w:r>
+      <w:r>
+        <w:rPr>
+          <w:rStyle w:val="VerbatimChar"/>
+        </w:rPr>
+        <w:t xml:space="preserve">    └─► GY-85 (ITG-3205) 자이로 각속도 적분 -&gt; Yaw각 발행 (Bias: -1.35 dps 보정)</w:t>
+      </w:r>
+    </w:p>
+    <w:p>
+      <w:pPr>
+        <w:pStyle w:val="Heading3"/>
+      </w:pPr>
+      <w:bookmarkStart w:id="31" w:name="핵심-구현-및-공학적-성과"/>
+      <w:r>
+        <w:t xml:space="preserve">핵심 구현 및 공학적 성과</w:t>
+      </w:r>
+      <w:bookmarkEnd w:id="31"/>
+    </w:p>
+    <w:p>
+      <w:pPr>
+        <w:numPr>
+          <w:ilvl w:val="0"/>
+          <w:numId w:val="1007"/>
+        </w:numPr>
+        <w:pStyle w:val="Compact"/>
       </w:pPr>
       <w:r>
         <w:rPr>
           <w:b/>
         </w:rPr>
-        <w:t xml:space="preserve">구현 내용</w:t>
-      </w:r>
-      <w:r>
-        <w:t xml:space="preserve"> </w:t>
-      </w:r>
-      <w:r>
-        <w:t xml:space="preserve">- ImageNet-1K 사전학습 ConvNeXt-Tiny 사용</w:t>
-      </w:r>
-      <w:r>
-        <w:t xml:space="preserve"> </w:t>
-      </w:r>
-      <w:r>
-        <w:t xml:space="preserve">- Dropout + 4차원 Linear classifier로 최종 분류기 교체</w:t>
-      </w:r>
-      <w:r>
-        <w:t xml:space="preserve"> </w:t>
-      </w:r>
-      <w:r>
-        <w:t xml:space="preserve">- 클래스 불균형 보정을 위한 pos_weight 적용 BCEWithLogitsLoss 사용</w:t>
-      </w:r>
-      <w:r>
-        <w:t xml:space="preserve"> </w:t>
-      </w:r>
-      <w:r>
-        <w:t xml:space="preserve">- 환자 단위 train/validation 분리로 데이터 누수 완화</w:t>
-      </w:r>
-      <w:r>
-        <w:t xml:space="preserve"> </w:t>
-      </w:r>
-      <w:r>
-        <w:t xml:space="preserve">- 클래스별 threshold와 슬라이스 연속성 기반 후처리 적용</w:t>
-      </w:r>
-    </w:p>
-    <w:p>
-      <w:pPr>
-        <w:pStyle w:val="BodyText"/>
+        <w:t xml:space="preserve">Homography 기반 2D 픽셀 → 3D 작업 평면 절대 좌표 변환</w:t>
+      </w:r>
+      <w:r>
+        <w:t xml:space="preserve">:</w:t>
+      </w:r>
+    </w:p>
+    <w:p>
+      <w:pPr>
+        <w:numPr>
+          <w:ilvl w:val="1"/>
+          <w:numId w:val="1008"/>
+        </w:numPr>
+        <w:pStyle w:val="Compact"/>
+      </w:pPr>
+      <w:r>
+        <w:t xml:space="preserve">로봇 장착 카메라의 경사각(Pitch 5.6°, Yaw -10.0°)으로 인한 심한 원근 왜곡을 극복하기 위해</w:t>
+      </w:r>
+      <w:r>
+        <w:t xml:space="preserve"> </w:t>
+      </w:r>
+      <w:r>
+        <w:rPr>
+          <w:rStyle w:val="VerbatimChar"/>
+        </w:rPr>
+        <w:t xml:space="preserve">calib_parameters.npz</w:t>
+      </w:r>
+      <w:r>
+        <w:t xml:space="preserve">로 내부 파라미터를 보정한 후, 직사각형 2D BIM(실제 창문 80 × 160 cm)과 영상 코너 간의 3x3 투영 행렬 H 산출.</w:t>
+      </w:r>
+    </w:p>
+    <w:p>
+      <w:pPr>
+        <w:numPr>
+          <w:ilvl w:val="1"/>
+          <w:numId w:val="1008"/>
+        </w:numPr>
+        <w:pStyle w:val="Compact"/>
+      </w:pPr>
+      <m:oMath>
+        <m:r>
+          <m:t>s</m:t>
+        </m:r>
+        <m:r>
+          <m:t>[</m:t>
+        </m:r>
+        <m:r>
+          <m:t>X</m:t>
+        </m:r>
+        <m:r>
+          <m:t>,</m:t>
+        </m:r>
+        <m:r>
+          <m:t>Y</m:t>
+        </m:r>
+        <m:r>
+          <m:t>,</m:t>
+        </m:r>
+        <m:r>
+          <m:t>1</m:t>
+        </m:r>
+        <m:sSup>
+          <m:e>
+            <m:r>
+              <m:t>]</m:t>
+            </m:r>
+          </m:e>
+          <m:sup>
+            <m:r>
+              <m:t>T</m:t>
+            </m:r>
+          </m:sup>
+        </m:sSup>
+        <m:r>
+          <m:t>=</m:t>
+        </m:r>
+        <m:r>
+          <m:t>H</m:t>
+        </m:r>
+        <m:r>
+          <m:t>[</m:t>
+        </m:r>
+        <m:r>
+          <m:t>u</m:t>
+        </m:r>
+        <m:r>
+          <m:t>,</m:t>
+        </m:r>
+        <m:r>
+          <m:t>v</m:t>
+        </m:r>
+        <m:r>
+          <m:t>,</m:t>
+        </m:r>
+        <m:r>
+          <m:t>1</m:t>
+        </m:r>
+        <m:sSup>
+          <m:e>
+            <m:r>
+              <m:t>]</m:t>
+            </m:r>
+          </m:e>
+          <m:sup>
+            <m:r>
+              <m:t>T</m:t>
+            </m:r>
+          </m:sup>
+        </m:sSup>
+      </m:oMath>
+      <w:r>
+        <w:t xml:space="preserve"> </w:t>
+      </w:r>
+      <w:r>
+        <w:t xml:space="preserve">수식을 통해 오염 영역의 중심점</w:t>
+      </w:r>
+      <w:r>
+        <w:t xml:space="preserve"> </w:t>
+      </w:r>
+      <m:oMath>
+        <m:r>
+          <m:t>(</m:t>
+        </m:r>
+        <m:sSub>
+          <m:e>
+            <m:r>
+              <m:t>u</m:t>
+            </m:r>
+          </m:e>
+          <m:sub>
+            <m:r>
+              <m:t>c</m:t>
+            </m:r>
+          </m:sub>
+        </m:sSub>
+        <m:r>
+          <m:t>,</m:t>
+        </m:r>
+        <m:sSub>
+          <m:e>
+            <m:r>
+              <m:t>v</m:t>
+            </m:r>
+          </m:e>
+          <m:sub>
+            <m:r>
+              <m:t>c</m:t>
+            </m:r>
+          </m:sub>
+        </m:sSub>
+        <m:r>
+          <m:t>)</m:t>
+        </m:r>
+      </m:oMath>
+      <w:r>
+        <w:t xml:space="preserve">를 오차 ±1 cm 이내의 절대 미터법 좌표로 발행.</w:t>
+      </w:r>
+    </w:p>
+    <w:p>
+      <w:pPr>
+        <w:numPr>
+          <w:ilvl w:val="0"/>
+          <w:numId w:val="1007"/>
+        </w:numPr>
+        <w:pStyle w:val="Compact"/>
       </w:pPr>
       <w:r>
         <w:rPr>
           <w:b/>
         </w:rPr>
-        <w:t xml:space="preserve">성과</w:t>
-      </w:r>
-      <w:r>
-        <w:t xml:space="preserve"> </w:t>
-      </w:r>
-      <w:r>
-        <w:t xml:space="preserve">- 평가 슬라이스 수: 3,320</w:t>
-      </w:r>
-      <w:r>
-        <w:t xml:space="preserve"> </w:t>
-      </w:r>
-      <w:r>
-        <w:t xml:space="preserve">- Accuracy: 88.86%</w:t>
-      </w:r>
-      <w:r>
-        <w:t xml:space="preserve"> </w:t>
-      </w:r>
-      <w:r>
-        <w:t xml:space="preserve">- Macro F1-score: 0.8848</w:t>
-      </w:r>
-      <w:r>
-        <w:t xml:space="preserve"> </w:t>
-      </w:r>
-      <w:r>
-        <w:t xml:space="preserve">- 환산 점수: 88.9 / 100.0</w:t>
-      </w:r>
-    </w:p>
-    <w:p>
-      <w:pPr>
-        <w:pStyle w:val="BodyText"/>
+        <w:t xml:space="preserve">센서 융합 및 흡착 안전 제어 (Hysteresis Adhesion Control)</w:t>
+      </w:r>
+      <w:r>
+        <w:t xml:space="preserve">:</w:t>
+      </w:r>
+    </w:p>
+    <w:p>
+      <w:pPr>
+        <w:numPr>
+          <w:ilvl w:val="1"/>
+          <w:numId w:val="1009"/>
+        </w:numPr>
+        <w:pStyle w:val="Compact"/>
+      </w:pPr>
+      <w:r>
+        <w:t xml:space="preserve">수직 유리면에서의 추락 방지를 위해 아날로그 압력 센서 ADC 값에 히스테리시스 밴드(</w:t>
+      </w:r>
+      <m:oMath>
+        <m:sSub>
+          <m:e>
+            <m:r>
+              <m:t>P</m:t>
+            </m:r>
+          </m:e>
+          <m:sub>
+            <m:r>
+              <m:t>r</m:t>
+            </m:r>
+            <m:r>
+              <m:t>a</m:t>
+            </m:r>
+            <m:r>
+              <m:t>w</m:t>
+            </m:r>
+          </m:sub>
+        </m:sSub>
+        <m:r>
+          <m:t>≤</m:t>
+        </m:r>
+        <m:r>
+          <m:t>885</m:t>
+        </m:r>
+      </m:oMath>
+      <w:r>
+        <w:t xml:space="preserve"> </w:t>
+      </w:r>
+      <w:r>
+        <w:t xml:space="preserve">정상 흡착,</w:t>
+      </w:r>
+      <w:r>
+        <w:t xml:space="preserve"> </w:t>
+      </w:r>
+      <m:oMath>
+        <m:sSub>
+          <m:e>
+            <m:r>
+              <m:t>P</m:t>
+            </m:r>
+          </m:e>
+          <m:sub>
+            <m:r>
+              <m:t>r</m:t>
+            </m:r>
+            <m:r>
+              <m:t>a</m:t>
+            </m:r>
+            <m:r>
+              <m:t>w</m:t>
+            </m:r>
+          </m:sub>
+        </m:sSub>
+        <m:r>
+          <m:t>&gt;</m:t>
+        </m:r>
+        <m:r>
+          <m:t>900</m:t>
+        </m:r>
+      </m:oMath>
+      <w:r>
+        <w:t xml:space="preserve"> </w:t>
+      </w:r>
+      <w:r>
+        <w:t xml:space="preserve">흡착 손실)를 적용.</w:t>
+      </w:r>
+    </w:p>
+    <w:p>
+      <w:pPr>
+        <w:numPr>
+          <w:ilvl w:val="1"/>
+          <w:numId w:val="1009"/>
+        </w:numPr>
+        <w:pStyle w:val="Compact"/>
+      </w:pPr>
+      <w:r>
+        <w:t xml:space="preserve">흡착 손실 또는 센서 이상 감지 시 즉시 31kHz 하드웨어 PWM으로 블로워 출력을 100%로 강제 상승시키고 주행 명령을 차단하는 인터록 안전 루프 구현.</w:t>
+      </w:r>
+    </w:p>
+    <w:p>
+      <w:pPr>
+        <w:numPr>
+          <w:ilvl w:val="1"/>
+          <w:numId w:val="1009"/>
+        </w:numPr>
+        <w:pStyle w:val="Compact"/>
+      </w:pPr>
+      <w:r>
+        <w:t xml:space="preserve">ITG-3205 자이로 센서의 누적 적분 드리프트를 방지하기 위해 정지 상태 오프셋(-1.35 dps)을 실측 보정.</w:t>
+      </w:r>
+    </w:p>
+    <w:p>
+      <w:pPr>
+        <w:numPr>
+          <w:ilvl w:val="0"/>
+          <w:numId w:val="1007"/>
+        </w:numPr>
+        <w:pStyle w:val="Compact"/>
       </w:pPr>
       <w:r>
         <w:rPr>
           <w:b/>
         </w:rPr>
-        <w:t xml:space="preserve">기술 키워드</w:t>
-      </w:r>
-      <w:r>
-        <w:br/>
-      </w:r>
-      <w:r>
-        <w:t xml:space="preserve">PyTorch, ConvNeXt-Tiny, Medical Image Classification, Multi-label Classification, AdamW, Post-processing</w:t>
-      </w:r>
-    </w:p>
-    <w:p>
-      <w:pPr>
-        <w:pStyle w:val="BodyText"/>
-      </w:pPr>
-      <w:r>
-        <w:rPr>
-          <w:b/>
-        </w:rPr>
-        <w:t xml:space="preserve">근거 파일</w:t>
-      </w:r>
-      <w:r>
-        <w:br/>
-      </w:r>
-      <w:r>
-        <w:rPr>
-          <w:rStyle w:val="VerbatimChar"/>
-        </w:rPr>
-        <w:t xml:space="preserve">딥러닝/_이윤범_중이염예측_보고서.docx</w:t>
+        <w:t xml:space="preserve">Gazebo 3D 시뮬레이션 및 단위 테스트 기반 소프트웨어 검증</w:t>
+      </w:r>
+      <w:r>
+        <w:t xml:space="preserve">:</w:t>
+      </w:r>
+    </w:p>
+    <w:p>
+      <w:pPr>
+        <w:numPr>
+          <w:ilvl w:val="1"/>
+          <w:numId w:val="1010"/>
+        </w:numPr>
+        <w:pStyle w:val="Compact"/>
+      </w:pPr>
+      <w:r>
+        <w:rPr>
+          <w:rStyle w:val="VerbatimChar"/>
+        </w:rPr>
+        <w:t xml:space="preserve">jagosipda.stl</w:t>
+      </w:r>
+      <w:r>
+        <w:t xml:space="preserve"> </w:t>
+      </w:r>
+      <w:r>
+        <w:t xml:space="preserve">기반 visual mesh를 적용한 30x30cm URDF 모델링 및 Gazebo World 구축.</w:t>
+      </w:r>
+    </w:p>
+    <w:p>
+      <w:pPr>
+        <w:numPr>
+          <w:ilvl w:val="1"/>
+          <w:numId w:val="1010"/>
+        </w:numPr>
+        <w:pStyle w:val="Compact"/>
+      </w:pPr>
+      <w:r>
+        <w:t xml:space="preserve">10개 이상의 pytest 단위 테스트(</w:t>
+      </w:r>
+      <w:r>
+        <w:rPr>
+          <w:rStyle w:val="VerbatimChar"/>
+        </w:rPr>
+        <w:t xml:space="preserve">test_window_frame_detector.py</w:t>
       </w:r>
       <w:r>
         <w:t xml:space="preserve">,</w:t>
@@ -587,19 +1373,13 @@
         <w:rPr>
           <w:rStyle w:val="VerbatimChar"/>
         </w:rPr>
-        <w:t xml:space="preserve">딥러닝/model.py</w:t>
-      </w:r>
-      <w:r>
-        <w:t xml:space="preserve">,</w:t>
-      </w:r>
-      <w:r>
-        <w:t xml:space="preserve"> </w:t>
-      </w:r>
-      <w:r>
-        <w:rPr>
-          <w:rStyle w:val="VerbatimChar"/>
-        </w:rPr>
-        <w:t xml:space="preserve">딥러닝/inference.py</w:t>
+        <w:t xml:space="preserve">test_camera_and_ai_corner_detection.py</w:t>
+      </w:r>
+      <w:r>
+        <w:t xml:space="preserve"> </w:t>
+      </w:r>
+      <w:r>
+        <w:t xml:space="preserve">등)로 알고리즘 안정성 검증.</w:t>
       </w:r>
     </w:p>
     <w:p>
@@ -613,117 +1393,465 @@
       <w:pPr>
         <w:pStyle w:val="Heading2"/>
       </w:pPr>
-      <w:bookmarkStart w:id="26" w:name="c-컴퓨터비전-알고리즘-실습"/>
-      <w:r>
-        <w:t xml:space="preserve">5. C++ 컴퓨터비전 알고리즘 실습</w:t>
-      </w:r>
-      <w:bookmarkEnd w:id="26"/>
-    </w:p>
-    <w:p>
-      <w:pPr>
-        <w:pStyle w:val="FirstParagraph"/>
+      <w:bookmarkStart w:id="32" w:name="raspberry-pi-5-기반-온디바이스-비전-자율주행-및-fsm-제어"/>
+      <w:r>
+        <w:t xml:space="preserve">02. Raspberry Pi 5 기반 온디바이스 비전 자율주행 및 FSM 제어</w:t>
+      </w:r>
+      <w:bookmarkEnd w:id="32"/>
+    </w:p>
+    <w:p>
+      <w:pPr>
+        <w:pStyle w:val="BlockText"/>
       </w:pPr>
       <w:r>
         <w:rPr>
           <w:b/>
         </w:rPr>
-        <w:t xml:space="preserve">요약</w:t>
+        <w:t xml:space="preserve">단일 카메라 영상에서 CNN 조향각 회귀와 YOLOv5n 객체 인식을 병렬 처리하고 FSM 의사결정으로 모터를 제어하는 온디바이스 로보틱스 시스템</w:t>
+      </w:r>
+    </w:p>
+    <w:p>
+      <w:pPr>
+        <w:numPr>
+          <w:ilvl w:val="0"/>
+          <w:numId w:val="1011"/>
+        </w:numPr>
+        <w:pStyle w:val="Compact"/>
+      </w:pPr>
+      <w:r>
+        <w:rPr>
+          <w:b/>
+        </w:rPr>
+        <w:t xml:space="preserve">개발 기간</w:t>
+      </w:r>
+      <w:r>
+        <w:t xml:space="preserve">: 2024.09 ~ 2024.12 (온디바이스 인공지능)</w:t>
+      </w:r>
+    </w:p>
+    <w:p>
+      <w:pPr>
+        <w:numPr>
+          <w:ilvl w:val="0"/>
+          <w:numId w:val="1011"/>
+        </w:numPr>
+        <w:pStyle w:val="Compact"/>
+      </w:pPr>
+      <w:r>
+        <w:rPr>
+          <w:b/>
+        </w:rPr>
+        <w:t xml:space="preserve">주요 역할</w:t>
+      </w:r>
+      <w:r>
+        <w:t xml:space="preserve">: 단일 카메라 비전 파이프라인 구축, 조향각 회귀 CNN 모델 학습 및 경량화, 멀티스레딩 최적화, FSM 상태 제어기 설계</w:t>
+      </w:r>
+    </w:p>
+    <w:p>
+      <w:pPr>
+        <w:numPr>
+          <w:ilvl w:val="0"/>
+          <w:numId w:val="1011"/>
+        </w:numPr>
+        <w:pStyle w:val="Compact"/>
+      </w:pPr>
+      <w:r>
+        <w:rPr>
+          <w:b/>
+        </w:rPr>
+        <w:t xml:space="preserve">기술 스택</w:t>
+      </w:r>
+      <w:r>
+        <w:t xml:space="preserve">:</w:t>
+      </w:r>
+      <w:r>
+        <w:t xml:space="preserve"> </w:t>
+      </w:r>
+      <w:r>
+        <w:rPr>
+          <w:rStyle w:val="VerbatimChar"/>
+        </w:rPr>
+        <w:t xml:space="preserve">Python</w:t>
+      </w:r>
+      <w:r>
+        <w:t xml:space="preserve">,</w:t>
+      </w:r>
+      <w:r>
+        <w:t xml:space="preserve"> </w:t>
+      </w:r>
+      <w:r>
+        <w:rPr>
+          <w:rStyle w:val="VerbatimChar"/>
+        </w:rPr>
+        <w:t xml:space="preserve">Raspberry Pi 5</w:t>
+      </w:r>
+      <w:r>
+        <w:t xml:space="preserve">,</w:t>
+      </w:r>
+      <w:r>
+        <w:t xml:space="preserve"> </w:t>
+      </w:r>
+      <w:r>
+        <w:rPr>
+          <w:rStyle w:val="VerbatimChar"/>
+        </w:rPr>
+        <w:t xml:space="preserve">TensorFlow/Keras</w:t>
+      </w:r>
+      <w:r>
+        <w:t xml:space="preserve">,</w:t>
+      </w:r>
+      <w:r>
+        <w:t xml:space="preserve"> </w:t>
+      </w:r>
+      <w:r>
+        <w:rPr>
+          <w:rStyle w:val="VerbatimChar"/>
+        </w:rPr>
+        <w:t xml:space="preserve">YOLOv5n</w:t>
+      </w:r>
+      <w:r>
+        <w:t xml:space="preserve">,</w:t>
+      </w:r>
+      <w:r>
+        <w:t xml:space="preserve"> </w:t>
+      </w:r>
+      <w:r>
+        <w:rPr>
+          <w:rStyle w:val="VerbatimChar"/>
+        </w:rPr>
+        <w:t xml:space="preserve">OpenCV</w:t>
+      </w:r>
+      <w:r>
+        <w:t xml:space="preserve">,</w:t>
+      </w:r>
+      <w:r>
+        <w:t xml:space="preserve"> </w:t>
+      </w:r>
+      <w:r>
+        <w:rPr>
+          <w:rStyle w:val="VerbatimChar"/>
+        </w:rPr>
+        <w:t xml:space="preserve">FSM</w:t>
+      </w:r>
+      <w:r>
+        <w:t xml:space="preserve">,</w:t>
+      </w:r>
+      <w:r>
+        <w:t xml:space="preserve"> </w:t>
+      </w:r>
+      <w:r>
+        <w:rPr>
+          <w:rStyle w:val="VerbatimChar"/>
+        </w:rPr>
+        <w:t xml:space="preserve">Multithreading</w:t>
+      </w:r>
+      <w:r>
+        <w:t xml:space="preserve">,</w:t>
+      </w:r>
+      <w:r>
+        <w:t xml:space="preserve"> </w:t>
+      </w:r>
+      <w:r>
+        <w:rPr>
+          <w:rStyle w:val="VerbatimChar"/>
+        </w:rPr>
+        <w:t xml:space="preserve">DC/Servo Motor</w:t>
+      </w:r>
+    </w:p>
+    <w:p>
+      <w:pPr>
+        <w:pStyle w:val="SourceCode"/>
+      </w:pPr>
+      <w:r>
+        <w:rPr>
+          <w:rStyle w:val="VerbatimChar"/>
+        </w:rPr>
+        <w:t xml:space="preserve">[ 비전-제어 파이프라인 ]</w:t>
       </w:r>
       <w:r>
         <w:br/>
       </w:r>
       <w:r>
-        <w:t xml:space="preserve">Qt/C++ 기반 이미지 처리 실습에서 엣지, 코너, 원 검출, 히스토그램 기반 이진화/평활화 알고리즘을 구현했습니다.</w:t>
-      </w:r>
-    </w:p>
-    <w:p>
-      <w:pPr>
-        <w:pStyle w:val="BodyText"/>
+        <w:rPr>
+          <w:rStyle w:val="VerbatimChar"/>
+        </w:rPr>
+        <w:t xml:space="preserve">Camera Frame (640x480) ──► ROI Crop &amp; Color Space Preprocessing</w:t>
+      </w:r>
+      <w:r>
+        <w:br/>
+      </w:r>
+      <w:r>
+        <w:rPr>
+          <w:rStyle w:val="VerbatimChar"/>
+        </w:rPr>
+        <w:t xml:space="preserve">                              │</w:t>
+      </w:r>
+      <w:r>
+        <w:br/>
+      </w:r>
+      <w:r>
+        <w:rPr>
+          <w:rStyle w:val="VerbatimChar"/>
+        </w:rPr>
+        <w:t xml:space="preserve">  ┌───────────────────────────┴───────────────────────────┐</w:t>
+      </w:r>
+      <w:r>
+        <w:br/>
+      </w:r>
+      <w:r>
+        <w:rPr>
+          <w:rStyle w:val="VerbatimChar"/>
+        </w:rPr>
+        <w:t xml:space="preserve">  ▼ [스레드 1: 차선 추종]                                  ▼ [스레드 2: 객체 인식]</w:t>
+      </w:r>
+      <w:r>
+        <w:br/>
+      </w:r>
+      <w:r>
+        <w:rPr>
+          <w:rStyle w:val="VerbatimChar"/>
+        </w:rPr>
+        <w:t xml:space="preserve">TensorFlow CNN Regression                              YOLOv5n Detector</w:t>
+      </w:r>
+      <w:r>
+        <w:br/>
+      </w:r>
+      <w:r>
+        <w:rPr>
+          <w:rStyle w:val="VerbatimChar"/>
+        </w:rPr>
+        <w:t xml:space="preserve">조향 각도 예측 (-1.0 ~ +1.0)                            표지판/신호등/장애물 Bounding Box</w:t>
+      </w:r>
+      <w:r>
+        <w:br/>
+      </w:r>
+      <w:r>
+        <w:rPr>
+          <w:rStyle w:val="VerbatimChar"/>
+        </w:rPr>
+        <w:t xml:space="preserve">  │                                                       │</w:t>
+      </w:r>
+      <w:r>
+        <w:br/>
+      </w:r>
+      <w:r>
+        <w:rPr>
+          <w:rStyle w:val="VerbatimChar"/>
+        </w:rPr>
+        <w:t xml:space="preserve">  └───────────────────────────┬───────────────────────────┘</w:t>
+      </w:r>
+      <w:r>
+        <w:br/>
+      </w:r>
+      <w:r>
+        <w:rPr>
+          <w:rStyle w:val="VerbatimChar"/>
+        </w:rPr>
+        <w:t xml:space="preserve">                              ▼</w:t>
+      </w:r>
+      <w:r>
+        <w:br/>
+      </w:r>
+      <w:r>
+        <w:rPr>
+          <w:rStyle w:val="VerbatimChar"/>
+        </w:rPr>
+        <w:t xml:space="preserve">                FSM Decision Controller (6 States)</w:t>
+      </w:r>
+      <w:r>
+        <w:br/>
+      </w:r>
+      <w:r>
+        <w:rPr>
+          <w:rStyle w:val="VerbatimChar"/>
+        </w:rPr>
+        <w:t xml:space="preserve">           [DRIVE / STOPPING / RED_WAIT / YELLOW_WAIT / GREEN_STOP / INTERSECTION]</w:t>
+      </w:r>
+      <w:r>
+        <w:br/>
+      </w:r>
+      <w:r>
+        <w:rPr>
+          <w:rStyle w:val="VerbatimChar"/>
+        </w:rPr>
+        <w:t xml:space="preserve">                              │</w:t>
+      </w:r>
+      <w:r>
+        <w:br/>
+      </w:r>
+      <w:r>
+        <w:rPr>
+          <w:rStyle w:val="VerbatimChar"/>
+        </w:rPr>
+        <w:t xml:space="preserve">                              ▼</w:t>
+      </w:r>
+      <w:r>
+        <w:br/>
+      </w:r>
+      <w:r>
+        <w:rPr>
+          <w:rStyle w:val="VerbatimChar"/>
+        </w:rPr>
+        <w:t xml:space="preserve">                   Motor &amp; Actuator Driver (PWM Duty)</w:t>
+      </w:r>
+    </w:p>
+    <w:p>
+      <w:pPr>
+        <w:pStyle w:val="Heading3"/>
+      </w:pPr>
+      <w:bookmarkStart w:id="33" w:name="핵심-구현-및-트러블슈팅"/>
+      <w:r>
+        <w:t xml:space="preserve">핵심 구현 및 트러블슈팅</w:t>
+      </w:r>
+      <w:bookmarkEnd w:id="33"/>
+    </w:p>
+    <w:p>
+      <w:pPr>
+        <w:numPr>
+          <w:ilvl w:val="0"/>
+          <w:numId w:val="1012"/>
+        </w:numPr>
+        <w:pStyle w:val="Compact"/>
       </w:pPr>
       <w:r>
         <w:rPr>
           <w:b/>
         </w:rPr>
-        <w:t xml:space="preserve">구현 내용</w:t>
-      </w:r>
-      <w:r>
-        <w:t xml:space="preserve"> </w:t>
-      </w:r>
-      <w:r>
-        <w:t xml:space="preserve">- Gaussian derivative 기반 gradient 계산</w:t>
-      </w:r>
-      <w:r>
-        <w:t xml:space="preserve"> </w:t>
-      </w:r>
-      <w:r>
-        <w:t xml:space="preserve">- Canny edge detection</w:t>
-      </w:r>
-      <w:r>
-        <w:t xml:space="preserve"> </w:t>
-      </w:r>
-      <w:r>
-        <w:t xml:space="preserve">- Harris corner detection</w:t>
-      </w:r>
-      <w:r>
-        <w:t xml:space="preserve"> </w:t>
-      </w:r>
-      <w:r>
-        <w:t xml:space="preserve">- Circle Hough Transform</w:t>
-      </w:r>
-      <w:r>
-        <w:t xml:space="preserve"> </w:t>
-      </w:r>
-      <w:r>
-        <w:t xml:space="preserve">- Otsu thresholding</w:t>
-      </w:r>
-      <w:r>
-        <w:t xml:space="preserve"> </w:t>
-      </w:r>
-      <w:r>
-        <w:t xml:space="preserve">- Histogram Equalization</w:t>
-      </w:r>
-      <w:r>
-        <w:t xml:space="preserve"> </w:t>
-      </w:r>
-      <w:r>
-        <w:t xml:space="preserve">- Qt UI에서 이미지 표시 및 도형/선/점 시각화</w:t>
-      </w:r>
-    </w:p>
-    <w:p>
-      <w:pPr>
-        <w:pStyle w:val="BodyText"/>
+        <w:t xml:space="preserve">임베디드 단말에서의 연산 병목 해결 (멀티스레딩 파이프라인)</w:t>
+      </w:r>
+      <w:r>
+        <w:t xml:space="preserve">:</w:t>
+      </w:r>
+    </w:p>
+    <w:p>
+      <w:pPr>
+        <w:numPr>
+          <w:ilvl w:val="1"/>
+          <w:numId w:val="1013"/>
+        </w:numPr>
+        <w:pStyle w:val="Compact"/>
+      </w:pPr>
+      <w:r>
+        <w:t xml:space="preserve">라즈베리파이 CPU 환경에서 차선 추종 CNN과 YOLOv5n 객체 감지를 단일 루프에서 실행 시 FPS가 8~10으로 급락하여 조향 지연 발생.</w:t>
+      </w:r>
+    </w:p>
+    <w:p>
+      <w:pPr>
+        <w:numPr>
+          <w:ilvl w:val="1"/>
+          <w:numId w:val="1013"/>
+        </w:numPr>
+        <w:pStyle w:val="Compact"/>
+      </w:pPr>
+      <w:r>
+        <w:t xml:space="preserve">차선 처리 스레드(고속 연산)와 객체 감지 스레드(비동기 큐 버퍼링)를 분리하여 차선 추종 제어 루프를 25 FPS 이상으로 안정화.</w:t>
+      </w:r>
+    </w:p>
+    <w:p>
+      <w:pPr>
+        <w:numPr>
+          <w:ilvl w:val="0"/>
+          <w:numId w:val="1012"/>
+        </w:numPr>
+        <w:pStyle w:val="Compact"/>
       </w:pPr>
       <w:r>
         <w:rPr>
           <w:b/>
         </w:rPr>
-        <w:t xml:space="preserve">기술 키워드</w:t>
-      </w:r>
-      <w:r>
-        <w:br/>
-      </w:r>
-      <w:r>
-        <w:t xml:space="preserve">C++, Qt, Image Processing, Canny, Harris Corner, Hough Transform, Otsu, Histogram Equalization</w:t>
-      </w:r>
-    </w:p>
-    <w:p>
-      <w:pPr>
-        <w:pStyle w:val="BodyText"/>
-      </w:pPr>
-      <w:r>
-        <w:rPr>
-          <w:b/>
-        </w:rPr>
-        <w:t xml:space="preserve">근거 파일</w:t>
-      </w:r>
-      <w:r>
-        <w:br/>
-      </w:r>
-      <w:r>
-        <w:rPr>
-          <w:rStyle w:val="VerbatimChar"/>
-        </w:rPr>
-        <w:t xml:space="preserve">컴퓨터비전/_이윤범_7주차/*.cpp</w:t>
+        <w:t xml:space="preserve">FSM 기반 안정적인 의사결정 상태 천이</w:t>
+      </w:r>
+      <w:r>
+        <w:t xml:space="preserve">:</w:t>
+      </w:r>
+    </w:p>
+    <w:p>
+      <w:pPr>
+        <w:numPr>
+          <w:ilvl w:val="1"/>
+          <w:numId w:val="1014"/>
+        </w:numPr>
+        <w:pStyle w:val="Compact"/>
+      </w:pPr>
+      <w:r>
+        <w:rPr>
+          <w:rStyle w:val="VerbatimChar"/>
+        </w:rPr>
+        <w:t xml:space="preserve">DRIVE</w:t>
+      </w:r>
+      <w:r>
+        <w:t xml:space="preserve">,</w:t>
+      </w:r>
+      <w:r>
+        <w:t xml:space="preserve"> </w:t>
+      </w:r>
+      <w:r>
+        <w:rPr>
+          <w:rStyle w:val="VerbatimChar"/>
+        </w:rPr>
+        <w:t xml:space="preserve">STOPPING</w:t>
+      </w:r>
+      <w:r>
+        <w:t xml:space="preserve">,</w:t>
+      </w:r>
+      <w:r>
+        <w:t xml:space="preserve"> </w:t>
+      </w:r>
+      <w:r>
+        <w:rPr>
+          <w:rStyle w:val="VerbatimChar"/>
+        </w:rPr>
+        <w:t xml:space="preserve">RED_WAIT</w:t>
+      </w:r>
+      <w:r>
+        <w:t xml:space="preserve">,</w:t>
+      </w:r>
+      <w:r>
+        <w:t xml:space="preserve"> </w:t>
+      </w:r>
+      <w:r>
+        <w:rPr>
+          <w:rStyle w:val="VerbatimChar"/>
+        </w:rPr>
+        <w:t xml:space="preserve">YELLOW_WAIT</w:t>
+      </w:r>
+      <w:r>
+        <w:t xml:space="preserve">,</w:t>
+      </w:r>
+      <w:r>
+        <w:t xml:space="preserve"> </w:t>
+      </w:r>
+      <w:r>
+        <w:rPr>
+          <w:rStyle w:val="VerbatimChar"/>
+        </w:rPr>
+        <w:t xml:space="preserve">GREEN_STOP</w:t>
+      </w:r>
+      <w:r>
+        <w:t xml:space="preserve">,</w:t>
+      </w:r>
+      <w:r>
+        <w:t xml:space="preserve"> </w:t>
+      </w:r>
+      <w:r>
+        <w:rPr>
+          <w:rStyle w:val="VerbatimChar"/>
+        </w:rPr>
+        <w:t xml:space="preserve">INTERSECTION</w:t>
+      </w:r>
+      <w:r>
+        <w:t xml:space="preserve">의 6개 상태 정의.</w:t>
+      </w:r>
+    </w:p>
+    <w:p>
+      <w:pPr>
+        <w:numPr>
+          <w:ilvl w:val="1"/>
+          <w:numId w:val="1014"/>
+        </w:numPr>
+        <w:pStyle w:val="Compact"/>
+      </w:pPr>
+      <w:r>
+        <w:t xml:space="preserve">신호등 색상 및 표지판 인식 결과에 따른 디바운스(Debounce) 카운터를 두어 일시적 오인식으로 인한 급제동 및 상태 요동 방지.</w:t>
       </w:r>
     </w:p>
     <w:p>
@@ -737,105 +1865,93 @@
       <w:pPr>
         <w:pStyle w:val="Heading2"/>
       </w:pPr>
-      <w:bookmarkStart w:id="27" w:name="말동무-반려-로봇-kuti"/>
-      <w:r>
-        <w:t xml:space="preserve">6. 말동무 반려 로봇 KUTI</w:t>
-      </w:r>
-      <w:bookmarkEnd w:id="27"/>
-    </w:p>
-    <w:p>
-      <w:pPr>
-        <w:pStyle w:val="FirstParagraph"/>
+      <w:bookmarkStart w:id="34" w:name="atmega128-기반-센서-모터-제어-시스템-스마트-쓰레기통"/>
+      <w:r>
+        <w:t xml:space="preserve">03. ATmega128 기반 센서-모터 제어 시스템 (스마트 쓰레기통)</w:t>
+      </w:r>
+      <w:bookmarkEnd w:id="34"/>
+    </w:p>
+    <w:p>
+      <w:pPr>
+        <w:pStyle w:val="BlockText"/>
       </w:pPr>
       <w:r>
         <w:rPr>
           <w:b/>
         </w:rPr>
-        <w:t xml:space="preserve">요약</w:t>
-      </w:r>
-      <w:r>
-        <w:br/>
-      </w:r>
-      <w:r>
-        <w:t xml:space="preserve">코로나 블루 문제를 완화하기 위해 사람과 대화하고 감정에 따라 표정과 행동을 바꾸는 말동무 반려 로봇입니다.</w:t>
-      </w:r>
-    </w:p>
-    <w:p>
-      <w:pPr>
-        <w:pStyle w:val="BodyText"/>
+        <w:t xml:space="preserve">다채널 아날로그/디지털 센서 데이터 수집, Kalman/IIR 노이즈 필터링, 하드웨어 타이머 PWM 서보모터 구동 및 오실로스코프 신호 검증</w:t>
+      </w:r>
+    </w:p>
+    <w:p>
+      <w:pPr>
+        <w:numPr>
+          <w:ilvl w:val="0"/>
+          <w:numId w:val="1015"/>
+        </w:numPr>
+        <w:pStyle w:val="Compact"/>
       </w:pPr>
       <w:r>
         <w:rPr>
           <w:b/>
         </w:rPr>
-        <w:t xml:space="preserve">구현 내용</w:t>
-      </w:r>
-      <w:r>
-        <w:t xml:space="preserve"> </w:t>
-      </w:r>
-      <w:r>
-        <w:t xml:space="preserve">- .NET Framework 기반 챗봇으로 일상 대화 구현</w:t>
-      </w:r>
-      <w:r>
-        <w:t xml:space="preserve"> </w:t>
-      </w:r>
-      <w:r>
-        <w:t xml:space="preserve">- App Inventor를 이용한 듣기/말하기 기능 구성</w:t>
-      </w:r>
-      <w:r>
-        <w:t xml:space="preserve"> </w:t>
-      </w:r>
-      <w:r>
-        <w:t xml:space="preserve">- Arduino와 C 기반 제어 코드로 표정/행동 제어</w:t>
-      </w:r>
-      <w:r>
-        <w:t xml:space="preserve"> </w:t>
-      </w:r>
-      <w:r>
-        <w:t xml:space="preserve">- Bluetooth를 사용해 H/W–스마트폰–S/W 연결</w:t>
-      </w:r>
-      <w:r>
-        <w:t xml:space="preserve"> </w:t>
-      </w:r>
-      <w:r>
-        <w:t xml:space="preserve">- 감정/상황에 따른 비언어적 표현 설계</w:t>
-      </w:r>
-    </w:p>
-    <w:p>
-      <w:pPr>
-        <w:pStyle w:val="BodyText"/>
+        <w:t xml:space="preserve">개발 기간</w:t>
+      </w:r>
+      <w:r>
+        <w:t xml:space="preserve">: 2023.09 ~ 2023.12 (로봇학실험 3)</w:t>
+      </w:r>
+    </w:p>
+    <w:p>
+      <w:pPr>
+        <w:numPr>
+          <w:ilvl w:val="0"/>
+          <w:numId w:val="1015"/>
+        </w:numPr>
+        <w:pStyle w:val="Compact"/>
       </w:pPr>
       <w:r>
         <w:rPr>
           <w:b/>
         </w:rPr>
-        <w:t xml:space="preserve">기술 키워드</w:t>
-      </w:r>
-      <w:r>
-        <w:br/>
-      </w:r>
-      <w:r>
-        <w:t xml:space="preserve">.NET Bot Framework, C#, Arduino, C, Bluetooth, HRI, Companion Robot</w:t>
-      </w:r>
-    </w:p>
-    <w:p>
-      <w:pPr>
-        <w:pStyle w:val="BodyText"/>
-      </w:pPr>
+        <w:t xml:space="preserve">본인 기여</w:t>
+      </w:r>
+      <w:r>
+        <w:t xml:space="preserve">:</w:t>
+      </w:r>
+      <w:r>
+        <w:t xml:space="preserve"> </w:t>
+      </w:r>
       <w:r>
         <w:rPr>
           <w:b/>
         </w:rPr>
-        <w:t xml:space="preserve">근거 파일</w:t>
-      </w:r>
-      <w:r>
-        <w:br/>
-      </w:r>
-      <w:r>
-        <w:rPr>
-          <w:rStyle w:val="VerbatimChar"/>
-        </w:rPr>
-        <w:t xml:space="preserve">로봇학입문/KUHT팀HW#7~1.pdf</w:t>
+        <w:t xml:space="preserve">전체 시스템 아키텍처 설계, 하드웨어 회로 구현(100%), MCU 펌웨어 개발, UART 통신 및 오실로스코프 측정</w:t>
+      </w:r>
+    </w:p>
+    <w:p>
+      <w:pPr>
+        <w:numPr>
+          <w:ilvl w:val="0"/>
+          <w:numId w:val="1015"/>
+        </w:numPr>
+        <w:pStyle w:val="Compact"/>
+      </w:pPr>
+      <w:r>
+        <w:rPr>
+          <w:b/>
+        </w:rPr>
+        <w:t xml:space="preserve">기술 스택</w:t>
+      </w:r>
+      <w:r>
+        <w:t xml:space="preserve">:</w:t>
+      </w:r>
+      <w:r>
+        <w:t xml:space="preserve"> </w:t>
+      </w:r>
+      <w:r>
+        <w:rPr>
+          <w:rStyle w:val="VerbatimChar"/>
+        </w:rPr>
+        <w:t xml:space="preserve">ATmega128</w:t>
       </w:r>
       <w:r>
         <w:t xml:space="preserve">,</w:t>
@@ -847,7 +1963,402 @@
         <w:rPr>
           <w:rStyle w:val="VerbatimChar"/>
         </w:rPr>
-        <w:t xml:space="preserve">로봇학입문/최종보고서_팀KUHT.pdf</w:t>
+        <w:t xml:space="preserve">C/C++</w:t>
+      </w:r>
+      <w:r>
+        <w:t xml:space="preserve">,</w:t>
+      </w:r>
+      <w:r>
+        <w:t xml:space="preserve"> </w:t>
+      </w:r>
+      <w:r>
+        <w:rPr>
+          <w:rStyle w:val="VerbatimChar"/>
+        </w:rPr>
+        <w:t xml:space="preserve">Servo Motor</w:t>
+      </w:r>
+      <w:r>
+        <w:t xml:space="preserve">,</w:t>
+      </w:r>
+      <w:r>
+        <w:t xml:space="preserve"> </w:t>
+      </w:r>
+      <w:r>
+        <w:rPr>
+          <w:rStyle w:val="VerbatimChar"/>
+        </w:rPr>
+        <w:t xml:space="preserve">TCRT5000</w:t>
+      </w:r>
+      <w:r>
+        <w:t xml:space="preserve">,</w:t>
+      </w:r>
+      <w:r>
+        <w:t xml:space="preserve"> </w:t>
+      </w:r>
+      <w:r>
+        <w:rPr>
+          <w:rStyle w:val="VerbatimChar"/>
+        </w:rPr>
+        <w:t xml:space="preserve">DHT11</w:t>
+      </w:r>
+      <w:r>
+        <w:t xml:space="preserve">,</w:t>
+      </w:r>
+      <w:r>
+        <w:t xml:space="preserve"> </w:t>
+      </w:r>
+      <w:r>
+        <w:rPr>
+          <w:rStyle w:val="VerbatimChar"/>
+        </w:rPr>
+        <w:t xml:space="preserve">CDS</w:t>
+      </w:r>
+      <w:r>
+        <w:t xml:space="preserve">,</w:t>
+      </w:r>
+      <w:r>
+        <w:t xml:space="preserve"> </w:t>
+      </w:r>
+      <w:r>
+        <w:rPr>
+          <w:rStyle w:val="VerbatimChar"/>
+        </w:rPr>
+        <w:t xml:space="preserve">Thermistor</w:t>
+      </w:r>
+      <w:r>
+        <w:t xml:space="preserve">,</w:t>
+      </w:r>
+      <w:r>
+        <w:t xml:space="preserve"> </w:t>
+      </w:r>
+      <w:r>
+        <w:rPr>
+          <w:rStyle w:val="VerbatimChar"/>
+        </w:rPr>
+        <w:t xml:space="preserve">Kalman Filter</w:t>
+      </w:r>
+      <w:r>
+        <w:t xml:space="preserve">,</w:t>
+      </w:r>
+      <w:r>
+        <w:t xml:space="preserve"> </w:t>
+      </w:r>
+      <w:r>
+        <w:rPr>
+          <w:rStyle w:val="VerbatimChar"/>
+        </w:rPr>
+        <w:t xml:space="preserve">IIR/FIR</w:t>
+      </w:r>
+      <w:r>
+        <w:t xml:space="preserve">,</w:t>
+      </w:r>
+      <w:r>
+        <w:t xml:space="preserve"> </w:t>
+      </w:r>
+      <w:r>
+        <w:rPr>
+          <w:rStyle w:val="VerbatimChar"/>
+        </w:rPr>
+        <w:t xml:space="preserve">MATLAB</w:t>
+      </w:r>
+      <w:r>
+        <w:t xml:space="preserve">,</w:t>
+      </w:r>
+      <w:r>
+        <w:t xml:space="preserve"> </w:t>
+      </w:r>
+      <w:r>
+        <w:rPr>
+          <w:rStyle w:val="VerbatimChar"/>
+        </w:rPr>
+        <w:t xml:space="preserve">Oscilloscope</w:t>
+      </w:r>
+    </w:p>
+    <w:p>
+      <w:pPr>
+        <w:pStyle w:val="Heading3"/>
+      </w:pPr>
+      <w:bookmarkStart w:id="35" w:name="핵심-구현-및-공학적-성과-1"/>
+      <w:r>
+        <w:t xml:space="preserve">핵심 구현 및 공학적 성과</w:t>
+      </w:r>
+      <w:bookmarkEnd w:id="35"/>
+    </w:p>
+    <w:p>
+      <w:pPr>
+        <w:numPr>
+          <w:ilvl w:val="0"/>
+          <w:numId w:val="1016"/>
+        </w:numPr>
+        <w:pStyle w:val="Compact"/>
+      </w:pPr>
+      <w:r>
+        <w:rPr>
+          <w:b/>
+        </w:rPr>
+        <w:t xml:space="preserve">센서 인터페이스 및 하드웨어 타이머 제어</w:t>
+      </w:r>
+      <w:r>
+        <w:t xml:space="preserve">:</w:t>
+      </w:r>
+    </w:p>
+    <w:p>
+      <w:pPr>
+        <w:numPr>
+          <w:ilvl w:val="1"/>
+          <w:numId w:val="1017"/>
+        </w:numPr>
+        <w:pStyle w:val="Compact"/>
+      </w:pPr>
+      <w:r>
+        <w:t xml:space="preserve">TCRT5000(적외선 반사), Thermistor(온도), DHT11(습도), CDS(조도), 가변저항 센서 회로 설계.</w:t>
+      </w:r>
+    </w:p>
+    <w:p>
+      <w:pPr>
+        <w:numPr>
+          <w:ilvl w:val="1"/>
+          <w:numId w:val="1017"/>
+        </w:numPr>
+        <w:pStyle w:val="Compact"/>
+      </w:pPr>
+      <w:r>
+        <w:t xml:space="preserve">Timer1 Fast PWM 모드를 활용하여 서보모터의 회전 각도 및 개폐 속도를 지터(Jitter) 없이 정밀 제어.</w:t>
+      </w:r>
+    </w:p>
+    <w:p>
+      <w:pPr>
+        <w:numPr>
+          <w:ilvl w:val="0"/>
+          <w:numId w:val="1016"/>
+        </w:numPr>
+        <w:pStyle w:val="Compact"/>
+      </w:pPr>
+      <w:r>
+        <w:rPr>
+          <w:b/>
+        </w:rPr>
+        <w:t xml:space="preserve">센서 노이즈 필터링 (Kalman &amp; IIR Filter)</w:t>
+      </w:r>
+      <w:r>
+        <w:t xml:space="preserve">:</w:t>
+      </w:r>
+    </w:p>
+    <w:p>
+      <w:pPr>
+        <w:numPr>
+          <w:ilvl w:val="1"/>
+          <w:numId w:val="1018"/>
+        </w:numPr>
+        <w:pStyle w:val="Compact"/>
+      </w:pPr>
+      <w:r>
+        <w:t xml:space="preserve">센서 원시 데이터의 고주파 노이즈와 튀는 값을 제거하기 위해 IIR 1차 저주파 통과 필터(</w:t>
+      </w:r>
+      <m:oMath>
+        <m:r>
+          <m:t>y</m:t>
+        </m:r>
+        <m:r>
+          <m:t>[</m:t>
+        </m:r>
+        <m:r>
+          <m:t>n</m:t>
+        </m:r>
+        <m:r>
+          <m:t>]</m:t>
+        </m:r>
+        <m:r>
+          <m:t>=</m:t>
+        </m:r>
+        <m:r>
+          <m:t>α</m:t>
+        </m:r>
+        <m:r>
+          <m:t>x</m:t>
+        </m:r>
+        <m:r>
+          <m:t>[</m:t>
+        </m:r>
+        <m:r>
+          <m:t>n</m:t>
+        </m:r>
+        <m:r>
+          <m:t>]</m:t>
+        </m:r>
+        <m:r>
+          <m:t>+</m:t>
+        </m:r>
+        <m:r>
+          <m:t>(</m:t>
+        </m:r>
+        <m:r>
+          <m:t>1</m:t>
+        </m:r>
+        <m:r>
+          <m:t>−</m:t>
+        </m:r>
+        <m:r>
+          <m:t>α</m:t>
+        </m:r>
+        <m:r>
+          <m:t>)</m:t>
+        </m:r>
+        <m:r>
+          <m:t>y</m:t>
+        </m:r>
+        <m:r>
+          <m:t>[</m:t>
+        </m:r>
+        <m:r>
+          <m:t>n</m:t>
+        </m:r>
+        <m:r>
+          <m:t>−</m:t>
+        </m:r>
+        <m:r>
+          <m:t>1</m:t>
+        </m:r>
+        <m:r>
+          <m:t>]</m:t>
+        </m:r>
+      </m:oMath>
+      <w:r>
+        <w:t xml:space="preserve">) 및 1차 칼만 필터(</w:t>
+      </w:r>
+      <m:oMath>
+        <m:sSub>
+          <m:e>
+            <m:r>
+              <m:t>K</m:t>
+            </m:r>
+          </m:e>
+          <m:sub>
+            <m:r>
+              <m:t>k</m:t>
+            </m:r>
+          </m:sub>
+        </m:sSub>
+        <m:r>
+          <m:t>=</m:t>
+        </m:r>
+        <m:sSubSup>
+          <m:e>
+            <m:r>
+              <m:t>P</m:t>
+            </m:r>
+          </m:e>
+          <m:sub>
+            <m:r>
+              <m:t>k</m:t>
+            </m:r>
+          </m:sub>
+          <m:sup>
+            <m:r>
+              <m:t>−</m:t>
+            </m:r>
+          </m:sup>
+        </m:sSubSup>
+        <m:r>
+          <m:t>/</m:t>
+        </m:r>
+        <m:r>
+          <m:t>(</m:t>
+        </m:r>
+        <m:sSubSup>
+          <m:e>
+            <m:r>
+              <m:t>P</m:t>
+            </m:r>
+          </m:e>
+          <m:sub>
+            <m:r>
+              <m:t>k</m:t>
+            </m:r>
+          </m:sub>
+          <m:sup>
+            <m:r>
+              <m:t>−</m:t>
+            </m:r>
+          </m:sup>
+        </m:sSubSup>
+        <m:r>
+          <m:t>+</m:t>
+        </m:r>
+        <m:r>
+          <m:t>R</m:t>
+        </m:r>
+        <m:r>
+          <m:t>)</m:t>
+        </m:r>
+      </m:oMath>
+      <w:r>
+        <w:t xml:space="preserve">) 설계.</w:t>
+      </w:r>
+    </w:p>
+    <w:p>
+      <w:pPr>
+        <w:numPr>
+          <w:ilvl w:val="1"/>
+          <w:numId w:val="1018"/>
+        </w:numPr>
+        <w:pStyle w:val="Compact"/>
+      </w:pPr>
+      <w:r>
+        <w:t xml:space="preserve">UART 직렬 통신으로 MATLAB과 연동하여 필터 전/후의 신호 왜곡 및 노이즈 감쇄 효과를 정량적으로 비교 분석.</w:t>
+      </w:r>
+    </w:p>
+    <w:p>
+      <w:pPr>
+        <w:numPr>
+          <w:ilvl w:val="0"/>
+          <w:numId w:val="1016"/>
+        </w:numPr>
+        <w:pStyle w:val="Compact"/>
+      </w:pPr>
+      <w:r>
+        <w:rPr>
+          <w:b/>
+        </w:rPr>
+        <w:t xml:space="preserve">오실로스코프 기반 전기적 신호 정합성 검증</w:t>
+      </w:r>
+      <w:r>
+        <w:t xml:space="preserve">:</w:t>
+      </w:r>
+    </w:p>
+    <w:p>
+      <w:pPr>
+        <w:numPr>
+          <w:ilvl w:val="1"/>
+          <w:numId w:val="1019"/>
+        </w:numPr>
+        <w:pStyle w:val="Compact"/>
+      </w:pPr>
+      <w:r>
+        <w:t xml:space="preserve">TCRT5000, DHT11, 서보모터 PWM 제어 핀의 전압 평균, 피크-투-피크(</w:t>
+      </w:r>
+      <m:oMath>
+        <m:sSub>
+          <m:e>
+            <m:r>
+              <m:t>V</m:t>
+            </m:r>
+          </m:e>
+          <m:sub>
+            <m:r>
+              <m:t>p</m:t>
+            </m:r>
+            <m:r>
+              <m:t>−</m:t>
+            </m:r>
+            <m:r>
+              <m:t>p</m:t>
+            </m:r>
+          </m:sub>
+        </m:sSub>
+      </m:oMath>
+      <w:r>
+        <w:t xml:space="preserve">), 주기, 주파수를 오실로스코프로 실측하여 펌웨어의 시간 타이밍 무결성 검증.</w:t>
       </w:r>
     </w:p>
     <w:p>
@@ -861,137 +2372,1255 @@
       <w:pPr>
         <w:pStyle w:val="Heading2"/>
       </w:pPr>
-      <w:bookmarkStart w:id="28" w:name="pytorch-reinforce-cartpole-정책경사-구현"/>
-      <w:r>
-        <w:t xml:space="preserve">7. PyTorch REINFORCE CartPole 정책경사 구현</w:t>
-      </w:r>
-      <w:bookmarkEnd w:id="28"/>
-    </w:p>
-    <w:p>
-      <w:pPr>
-        <w:pStyle w:val="FirstParagraph"/>
+      <w:bookmarkStart w:id="36" w:name="c-컴퓨터비전-영상처리-핵심-알고리즘-구현"/>
+      <w:r>
+        <w:t xml:space="preserve">04. C++ 컴퓨터비전 영상처리 핵심 알고리즘 구현</w:t>
+      </w:r>
+      <w:bookmarkEnd w:id="36"/>
+    </w:p>
+    <w:p>
+      <w:pPr>
+        <w:pStyle w:val="BlockText"/>
       </w:pPr>
       <w:r>
         <w:rPr>
           <w:b/>
         </w:rPr>
-        <w:t xml:space="preserve">요약</w:t>
+        <w:t xml:space="preserve">외부 고수준 라이브러리(OpenCV 내장 함수) 없이 C++ 및 Qt 환경에서 엣지, 코너, 도형 검출 및 영상 분할 알고리즘 직접 구현</w:t>
+      </w:r>
+    </w:p>
+    <w:p>
+      <w:pPr>
+        <w:numPr>
+          <w:ilvl w:val="0"/>
+          <w:numId w:val="1020"/>
+        </w:numPr>
+        <w:pStyle w:val="Compact"/>
+      </w:pPr>
+      <w:r>
+        <w:rPr>
+          <w:b/>
+        </w:rPr>
+        <w:t xml:space="preserve">개발 기간</w:t>
+      </w:r>
+      <w:r>
+        <w:t xml:space="preserve">: 2023.03 ~ 2023.06 (컴퓨터비전)</w:t>
+      </w:r>
+    </w:p>
+    <w:p>
+      <w:pPr>
+        <w:numPr>
+          <w:ilvl w:val="0"/>
+          <w:numId w:val="1020"/>
+        </w:numPr>
+        <w:pStyle w:val="Compact"/>
+      </w:pPr>
+      <w:r>
+        <w:rPr>
+          <w:b/>
+        </w:rPr>
+        <w:t xml:space="preserve">주요 역할</w:t>
+      </w:r>
+      <w:r>
+        <w:t xml:space="preserve">: C++ 영상처리 알고리즘 직접 구현 및 Qt UI 시각화</w:t>
+      </w:r>
+    </w:p>
+    <w:p>
+      <w:pPr>
+        <w:numPr>
+          <w:ilvl w:val="0"/>
+          <w:numId w:val="1020"/>
+        </w:numPr>
+        <w:pStyle w:val="Compact"/>
+      </w:pPr>
+      <w:r>
+        <w:rPr>
+          <w:b/>
+        </w:rPr>
+        <w:t xml:space="preserve">기술 스택</w:t>
+      </w:r>
+      <w:r>
+        <w:t xml:space="preserve">:</w:t>
+      </w:r>
+      <w:r>
+        <w:t xml:space="preserve"> </w:t>
+      </w:r>
+      <w:r>
+        <w:rPr>
+          <w:rStyle w:val="VerbatimChar"/>
+        </w:rPr>
+        <w:t xml:space="preserve">C++</w:t>
+      </w:r>
+      <w:r>
+        <w:t xml:space="preserve">,</w:t>
+      </w:r>
+      <w:r>
+        <w:t xml:space="preserve"> </w:t>
+      </w:r>
+      <w:r>
+        <w:rPr>
+          <w:rStyle w:val="VerbatimChar"/>
+        </w:rPr>
+        <w:t xml:space="preserve">Qt</w:t>
+      </w:r>
+      <w:r>
+        <w:t xml:space="preserve">,</w:t>
+      </w:r>
+      <w:r>
+        <w:t xml:space="preserve"> </w:t>
+      </w:r>
+      <w:r>
+        <w:rPr>
+          <w:rStyle w:val="VerbatimChar"/>
+        </w:rPr>
+        <w:t xml:space="preserve">Computer Vision</w:t>
+      </w:r>
+      <w:r>
+        <w:t xml:space="preserve">,</w:t>
+      </w:r>
+      <w:r>
+        <w:t xml:space="preserve"> </w:t>
+      </w:r>
+      <w:r>
+        <w:rPr>
+          <w:rStyle w:val="VerbatimChar"/>
+        </w:rPr>
+        <w:t xml:space="preserve">Canny Edge</w:t>
+      </w:r>
+      <w:r>
+        <w:t xml:space="preserve">,</w:t>
+      </w:r>
+      <w:r>
+        <w:t xml:space="preserve"> </w:t>
+      </w:r>
+      <w:r>
+        <w:rPr>
+          <w:rStyle w:val="VerbatimChar"/>
+        </w:rPr>
+        <w:t xml:space="preserve">Harris Corner</w:t>
+      </w:r>
+      <w:r>
+        <w:t xml:space="preserve">,</w:t>
+      </w:r>
+      <w:r>
+        <w:t xml:space="preserve"> </w:t>
+      </w:r>
+      <w:r>
+        <w:rPr>
+          <w:rStyle w:val="VerbatimChar"/>
+        </w:rPr>
+        <w:t xml:space="preserve">Hough Transform</w:t>
+      </w:r>
+      <w:r>
+        <w:t xml:space="preserve">,</w:t>
+      </w:r>
+      <w:r>
+        <w:t xml:space="preserve"> </w:t>
+      </w:r>
+      <w:r>
+        <w:rPr>
+          <w:rStyle w:val="VerbatimChar"/>
+        </w:rPr>
+        <w:t xml:space="preserve">Otsu Thresholding</w:t>
+      </w:r>
+      <w:r>
+        <w:t xml:space="preserve">,</w:t>
+      </w:r>
+      <w:r>
+        <w:t xml:space="preserve"> </w:t>
+      </w:r>
+      <w:r>
+        <w:rPr>
+          <w:rStyle w:val="VerbatimChar"/>
+        </w:rPr>
+        <w:t xml:space="preserve">Histogram Equalization</w:t>
+      </w:r>
+    </w:p>
+    <w:p>
+      <w:pPr>
+        <w:pStyle w:val="Heading3"/>
+      </w:pPr>
+      <w:bookmarkStart w:id="37" w:name="핵심-구현-알고리즘"/>
+      <w:r>
+        <w:t xml:space="preserve">핵심 구현 알고리즘</w:t>
+      </w:r>
+      <w:bookmarkEnd w:id="37"/>
+    </w:p>
+    <w:p>
+      <w:pPr>
+        <w:numPr>
+          <w:ilvl w:val="0"/>
+          <w:numId w:val="1021"/>
+        </w:numPr>
+        <w:pStyle w:val="Compact"/>
+      </w:pPr>
+      <w:r>
+        <w:rPr>
+          <w:b/>
+        </w:rPr>
+        <w:t xml:space="preserve">Canny Edge Detection 파이프라인 구현</w:t>
+      </w:r>
+      <w:r>
+        <w:t xml:space="preserve">:</w:t>
+      </w:r>
+    </w:p>
+    <w:p>
+      <w:pPr>
+        <w:numPr>
+          <w:ilvl w:val="1"/>
+          <w:numId w:val="1022"/>
+        </w:numPr>
+        <w:pStyle w:val="Compact"/>
+      </w:pPr>
+      <m:oMath>
+        <m:r>
+          <m:t>5</m:t>
+        </m:r>
+        <m:r>
+          <m:t>×</m:t>
+        </m:r>
+        <m:r>
+          <m:t>5</m:t>
+        </m:r>
+      </m:oMath>
+      <w:r>
+        <w:t xml:space="preserve"> </w:t>
+      </w:r>
+      <w:r>
+        <w:t xml:space="preserve">가우시안 1차 미분 마스크를 통한 이미지</w:t>
+      </w:r>
+      <w:r>
+        <w:t xml:space="preserve"> </w:t>
+      </w:r>
+      <m:oMath>
+        <m:r>
+          <m:t>x</m:t>
+        </m:r>
+        <m:r>
+          <m:t>,</m:t>
+        </m:r>
+        <m:r>
+          <m:t>y</m:t>
+        </m:r>
+      </m:oMath>
+      <w:r>
+        <w:t xml:space="preserve"> </w:t>
+      </w:r>
+      <w:r>
+        <w:t xml:space="preserve">방향 Gradient (</w:t>
+      </w:r>
+      <m:oMath>
+        <m:sSub>
+          <m:e>
+            <m:r>
+              <m:t>G</m:t>
+            </m:r>
+          </m:e>
+          <m:sub>
+            <m:r>
+              <m:t>x</m:t>
+            </m:r>
+          </m:sub>
+        </m:sSub>
+        <m:r>
+          <m:t>,</m:t>
+        </m:r>
+        <m:sSub>
+          <m:e>
+            <m:r>
+              <m:t>G</m:t>
+            </m:r>
+          </m:e>
+          <m:sub>
+            <m:r>
+              <m:t>y</m:t>
+            </m:r>
+          </m:sub>
+        </m:sSub>
+      </m:oMath>
+      <w:r>
+        <w:t xml:space="preserve">) 및 크기(</w:t>
+      </w:r>
+      <m:oMath>
+        <m:r>
+          <m:t>M</m:t>
+        </m:r>
+      </m:oMath>
+      <w:r>
+        <w:t xml:space="preserve">), 방향(</w:t>
+      </w:r>
+      <m:oMath>
+        <m:r>
+          <m:t>θ</m:t>
+        </m:r>
+      </m:oMath>
+      <w:r>
+        <w:t xml:space="preserve">) 연산.</w:t>
+      </w:r>
+    </w:p>
+    <w:p>
+      <w:pPr>
+        <w:numPr>
+          <w:ilvl w:val="1"/>
+          <w:numId w:val="1022"/>
+        </w:numPr>
+        <w:pStyle w:val="Compact"/>
+      </w:pPr>
+      <w:r>
+        <w:t xml:space="preserve">8-방향(0°, 45°, 90°, 135°) Non-Maximum Suppression(NMS) 적용으로 얇은 1픽셀 엣지 추출.</w:t>
+      </w:r>
+    </w:p>
+    <w:p>
+      <w:pPr>
+        <w:numPr>
+          <w:ilvl w:val="1"/>
+          <w:numId w:val="1022"/>
+        </w:numPr>
+        <w:pStyle w:val="Compact"/>
+      </w:pPr>
+      <w:r>
+        <w:t xml:space="preserve">High/Low 이중 임계치(Double Thresholding)와 연결성 기반 Hysteresis Tracking으로 노이즈에 강인한 엣지 보존.</w:t>
+      </w:r>
+    </w:p>
+    <w:p>
+      <w:pPr>
+        <w:numPr>
+          <w:ilvl w:val="0"/>
+          <w:numId w:val="1021"/>
+        </w:numPr>
+        <w:pStyle w:val="Compact"/>
+      </w:pPr>
+      <w:r>
+        <w:rPr>
+          <w:b/>
+        </w:rPr>
+        <w:t xml:space="preserve">Harris Corner Detection</w:t>
+      </w:r>
+      <w:r>
+        <w:t xml:space="preserve">:</w:t>
+      </w:r>
+    </w:p>
+    <w:p>
+      <w:pPr>
+        <w:numPr>
+          <w:ilvl w:val="1"/>
+          <w:numId w:val="1023"/>
+        </w:numPr>
+        <w:pStyle w:val="Compact"/>
+      </w:pPr>
+      <w:r>
+        <w:t xml:space="preserve">국소 영역 구조 텐서(Structure Tensor)</w:t>
+      </w:r>
+      <w:r>
+        <w:t xml:space="preserve"> </w:t>
+      </w:r>
+      <m:oMath>
+        <m:r>
+          <m:t>M</m:t>
+        </m:r>
+        <m:r>
+          <m:t>=</m:t>
+        </m:r>
+        <m:r>
+          <m:t>∑</m:t>
+        </m:r>
+        <m:r>
+          <m:t>w</m:t>
+        </m:r>
+        <m:r>
+          <m:t>(</m:t>
+        </m:r>
+        <m:r>
+          <m:t>x</m:t>
+        </m:r>
+        <m:r>
+          <m:t>,</m:t>
+        </m:r>
+        <m:r>
+          <m:t>y</m:t>
+        </m:r>
+        <m:r>
+          <m:t>)</m:t>
+        </m:r>
+        <m:d>
+          <m:dPr>
+            <m:begChr m:val="["/>
+            <m:endChr m:val="]"/>
+            <m:grow/>
+          </m:dPr>
+          <m:e>
+            <m:m>
+              <m:mPr>
+                <m:baseJc m:val="center"/>
+                <m:plcHide m:val="1"/>
+                <m:mcs>
+                  <m:mc>
+                    <m:mcPr>
+                      <m:mcJc m:val="center"/>
+                      <m:count m:val="1"/>
+                    </m:mcPr>
+                  </m:mc>
+                  <m:mc>
+                    <m:mcPr>
+                      <m:mcJc m:val="center"/>
+                      <m:count m:val="1"/>
+                    </m:mcPr>
+                  </m:mc>
+                </m:mcs>
+              </m:mPr>
+              <m:mr>
+                <m:e>
+                  <m:sSubSup>
+                    <m:e>
+                      <m:r>
+                        <m:t>I</m:t>
+                      </m:r>
+                    </m:e>
+                    <m:sub>
+                      <m:r>
+                        <m:t>x</m:t>
+                      </m:r>
+                    </m:sub>
+                    <m:sup>
+                      <m:r>
+                        <m:t>2</m:t>
+                      </m:r>
+                    </m:sup>
+                  </m:sSubSup>
+                </m:e>
+                <m:e>
+                  <m:sSub>
+                    <m:e>
+                      <m:r>
+                        <m:t>I</m:t>
+                      </m:r>
+                    </m:e>
+                    <m:sub>
+                      <m:r>
+                        <m:t>x</m:t>
+                      </m:r>
+                    </m:sub>
+                  </m:sSub>
+                  <m:sSub>
+                    <m:e>
+                      <m:r>
+                        <m:t>I</m:t>
+                      </m:r>
+                    </m:e>
+                    <m:sub>
+                      <m:r>
+                        <m:t>y</m:t>
+                      </m:r>
+                    </m:sub>
+                  </m:sSub>
+                </m:e>
+              </m:mr>
+              <m:mr>
+                <m:e>
+                  <m:sSub>
+                    <m:e>
+                      <m:r>
+                        <m:t>I</m:t>
+                      </m:r>
+                    </m:e>
+                    <m:sub>
+                      <m:r>
+                        <m:t>x</m:t>
+                      </m:r>
+                    </m:sub>
+                  </m:sSub>
+                  <m:sSub>
+                    <m:e>
+                      <m:r>
+                        <m:t>I</m:t>
+                      </m:r>
+                    </m:e>
+                    <m:sub>
+                      <m:r>
+                        <m:t>y</m:t>
+                      </m:r>
+                    </m:sub>
+                  </m:sSub>
+                </m:e>
+                <m:e>
+                  <m:sSubSup>
+                    <m:e>
+                      <m:r>
+                        <m:t>I</m:t>
+                      </m:r>
+                    </m:e>
+                    <m:sub>
+                      <m:r>
+                        <m:t>y</m:t>
+                      </m:r>
+                    </m:sub>
+                    <m:sup>
+                      <m:r>
+                        <m:t>2</m:t>
+                      </m:r>
+                    </m:sup>
+                  </m:sSubSup>
+                </m:e>
+              </m:mr>
+            </m:m>
+          </m:e>
+        </m:d>
+      </m:oMath>
+      <w:r>
+        <w:t xml:space="preserve"> </w:t>
+      </w:r>
+      <w:r>
+        <w:t xml:space="preserve">계산.</w:t>
+      </w:r>
+    </w:p>
+    <w:p>
+      <w:pPr>
+        <w:numPr>
+          <w:ilvl w:val="1"/>
+          <w:numId w:val="1023"/>
+        </w:numPr>
+        <w:pStyle w:val="Compact"/>
+      </w:pPr>
+      <w:r>
+        <w:t xml:space="preserve">코너 응답 함수</w:t>
+      </w:r>
+      <w:r>
+        <w:t xml:space="preserve"> </w:t>
+      </w:r>
+      <m:oMath>
+        <m:r>
+          <m:t>R</m:t>
+        </m:r>
+        <m:r>
+          <m:t>=</m:t>
+        </m:r>
+        <m:r>
+          <m:rPr>
+            <m:nor/>
+            <m:sty m:val="p"/>
+          </m:rPr>
+          <m:t>det</m:t>
+        </m:r>
+        <m:r>
+          <m:t>(</m:t>
+        </m:r>
+        <m:r>
+          <m:t>M</m:t>
+        </m:r>
+        <m:r>
+          <m:t>)</m:t>
+        </m:r>
+        <m:r>
+          <m:t>−</m:t>
+        </m:r>
+        <m:r>
+          <m:t>k</m:t>
+        </m:r>
+        <m:r>
+          <m:t>(</m:t>
+        </m:r>
+        <m:r>
+          <m:rPr>
+            <m:nor/>
+            <m:sty m:val="p"/>
+          </m:rPr>
+          <m:t>trace</m:t>
+        </m:r>
+        <m:r>
+          <m:t>(</m:t>
+        </m:r>
+        <m:r>
+          <m:t>M</m:t>
+        </m:r>
+        <m:r>
+          <m:t>)</m:t>
+        </m:r>
+        <m:sSup>
+          <m:e>
+            <m:r>
+              <m:t>)</m:t>
+            </m:r>
+          </m:e>
+          <m:sup>
+            <m:r>
+              <m:t>2</m:t>
+            </m:r>
+          </m:sup>
+        </m:sSup>
+      </m:oMath>
+      <w:r>
+        <w:t xml:space="preserve"> </w:t>
+      </w:r>
+      <w:r>
+        <w:t xml:space="preserve">(</w:t>
+      </w:r>
+      <m:oMath>
+        <m:r>
+          <m:t>k</m:t>
+        </m:r>
+        <m:r>
+          <m:t>=</m:t>
+        </m:r>
+        <m:r>
+          <m:t>0.04</m:t>
+        </m:r>
+      </m:oMath>
+      <w:r>
+        <w:t xml:space="preserve">)를 적용하여 로봇 특징점 매칭에 사용되는 코너 검출.</w:t>
+      </w:r>
+    </w:p>
+    <w:p>
+      <w:pPr>
+        <w:numPr>
+          <w:ilvl w:val="0"/>
+          <w:numId w:val="1021"/>
+        </w:numPr>
+        <w:pStyle w:val="Compact"/>
+      </w:pPr>
+      <w:r>
+        <w:rPr>
+          <w:b/>
+        </w:rPr>
+        <w:t xml:space="preserve">Circle Hough Transform &amp; Otsu 이진화</w:t>
+      </w:r>
+      <w:r>
+        <w:t xml:space="preserve">:</w:t>
+      </w:r>
+    </w:p>
+    <w:p>
+      <w:pPr>
+        <w:numPr>
+          <w:ilvl w:val="1"/>
+          <w:numId w:val="1024"/>
+        </w:numPr>
+        <w:pStyle w:val="Compact"/>
+      </w:pPr>
+      <w:r>
+        <w:t xml:space="preserve">3차원 누적 배열(Accumulator Array)을 구성하여</w:t>
+      </w:r>
+      <w:r>
+        <w:t xml:space="preserve"> </w:t>
+      </w:r>
+      <m:oMath>
+        <m:r>
+          <m:t>(</m:t>
+        </m:r>
+        <m:r>
+          <m:t>x</m:t>
+        </m:r>
+        <m:r>
+          <m:t>−</m:t>
+        </m:r>
+        <m:r>
+          <m:t>a</m:t>
+        </m:r>
+        <m:sSup>
+          <m:e>
+            <m:r>
+              <m:t>)</m:t>
+            </m:r>
+          </m:e>
+          <m:sup>
+            <m:r>
+              <m:t>2</m:t>
+            </m:r>
+          </m:sup>
+        </m:sSup>
+        <m:r>
+          <m:t>+</m:t>
+        </m:r>
+        <m:r>
+          <m:t>(</m:t>
+        </m:r>
+        <m:r>
+          <m:t>y</m:t>
+        </m:r>
+        <m:r>
+          <m:t>−</m:t>
+        </m:r>
+        <m:r>
+          <m:t>b</m:t>
+        </m:r>
+        <m:sSup>
+          <m:e>
+            <m:r>
+              <m:t>)</m:t>
+            </m:r>
+          </m:e>
+          <m:sup>
+            <m:r>
+              <m:t>2</m:t>
+            </m:r>
+          </m:sup>
+        </m:sSup>
+        <m:r>
+          <m:t>=</m:t>
+        </m:r>
+        <m:sSup>
+          <m:e>
+            <m:r>
+              <m:t>r</m:t>
+            </m:r>
+          </m:e>
+          <m:sup>
+            <m:r>
+              <m:t>2</m:t>
+            </m:r>
+          </m:sup>
+        </m:sSup>
+      </m:oMath>
+      <w:r>
+        <w:t xml:space="preserve"> </w:t>
+      </w:r>
+      <w:r>
+        <w:t xml:space="preserve">형태의 원 중심과 반지름 공간 투표(Voting).</w:t>
+      </w:r>
+    </w:p>
+    <w:p>
+      <w:pPr>
+        <w:numPr>
+          <w:ilvl w:val="1"/>
+          <w:numId w:val="1024"/>
+        </w:numPr>
+        <w:pStyle w:val="Compact"/>
+      </w:pPr>
+      <w:r>
+        <w:t xml:space="preserve">클래스 간 분산(Between-class variance)</w:t>
+      </w:r>
+      <w:r>
+        <w:t xml:space="preserve"> </w:t>
+      </w:r>
+      <m:oMath>
+        <m:sSubSup>
+          <m:e>
+            <m:r>
+              <m:t>σ</m:t>
+            </m:r>
+          </m:e>
+          <m:sub>
+            <m:r>
+              <m:t>B</m:t>
+            </m:r>
+          </m:sub>
+          <m:sup>
+            <m:r>
+              <m:t>2</m:t>
+            </m:r>
+          </m:sup>
+        </m:sSubSup>
+        <m:r>
+          <m:t>(</m:t>
+        </m:r>
+        <m:r>
+          <m:t>t</m:t>
+        </m:r>
+        <m:r>
+          <m:t>)</m:t>
+        </m:r>
+      </m:oMath>
+      <w:r>
+        <w:t xml:space="preserve">를 최대화하는 최적 임계치 자동 도출 Otsu 이진화 구현.</w:t>
+      </w:r>
+    </w:p>
+    <w:p>
+      <w:r>
+        <w:pict>
+          <v:rect style="width:0;height:1.5pt" o:hralign="center" o:hrstd="t" o:hr="t"/>
+        </w:pict>
+      </w:r>
+    </w:p>
+    <w:p>
+      <w:pPr>
+        <w:pStyle w:val="Heading2"/>
+      </w:pPr>
+      <w:bookmarkStart w:id="38" w:name="X490902076b7ef7d5407dcbd600ea5d30afbe661"/>
+      <w:r>
+        <w:t xml:space="preserve">05. Physical AI / OpenVLA 기반 RaccoonBot 그리퍼 파이프라인 확장</w:t>
+      </w:r>
+      <w:bookmarkEnd w:id="38"/>
+    </w:p>
+    <w:p>
+      <w:pPr>
+        <w:pStyle w:val="BlockText"/>
+      </w:pPr>
+      <w:r>
+        <w:rPr>
+          <w:b/>
+        </w:rPr>
+        <w:t xml:space="preserve">RaccoonBot MuJoCo 그리퍼 환경에서 grasp/push/pick-and-place 데이터를 생성하고, RLDS/TFDS 변환 및 OpenVLA LoRA 학습·추론까지 연결한 Physical AI 프로젝트</w:t>
+      </w:r>
+    </w:p>
+    <w:p>
+      <w:pPr>
+        <w:numPr>
+          <w:ilvl w:val="0"/>
+          <w:numId w:val="1025"/>
+        </w:numPr>
+        <w:pStyle w:val="Compact"/>
+      </w:pPr>
+      <w:r>
+        <w:rPr>
+          <w:b/>
+        </w:rPr>
+        <w:t xml:space="preserve">개발 기간</w:t>
+      </w:r>
+      <w:r>
+        <w:t xml:space="preserve">: 2026.06 (피지컬 AI)</w:t>
+      </w:r>
+    </w:p>
+    <w:p>
+      <w:pPr>
+        <w:numPr>
+          <w:ilvl w:val="0"/>
+          <w:numId w:val="1025"/>
+        </w:numPr>
+        <w:pStyle w:val="Compact"/>
+      </w:pPr>
+      <w:r>
+        <w:rPr>
+          <w:b/>
+        </w:rPr>
+        <w:t xml:space="preserve">GitHub</w:t>
+      </w:r>
+      <w:r>
+        <w:t xml:space="preserve">:</w:t>
+      </w:r>
+      <w:r>
+        <w:t xml:space="preserve"> </w:t>
+      </w:r>
+      <w:hyperlink r:id="rId28">
+        <w:r>
+          <w:rPr>
+            <w:rStyle w:val="Hyperlink"/>
+          </w:rPr>
+          <w:t xml:space="preserve">https://github.com/Editor404/openVLA-with-Raccoonbot</w:t>
+        </w:r>
+      </w:hyperlink>
+    </w:p>
+    <w:p>
+      <w:pPr>
+        <w:numPr>
+          <w:ilvl w:val="0"/>
+          <w:numId w:val="1025"/>
+        </w:numPr>
+        <w:pStyle w:val="Compact"/>
+      </w:pPr>
+      <w:r>
+        <w:rPr>
+          <w:b/>
+        </w:rPr>
+        <w:t xml:space="preserve">주요 역할</w:t>
+      </w:r>
+      <w:r>
+        <w:t xml:space="preserve">: RaccoonBot 그리퍼 MuJoCo 환경 확장, grasp 데이터 생성 안정화, 멀티태스크 데이터셋 구성, OpenVLA용 RLDS/TFDS 변환, action label/그리퍼 convention 정합성 개선</w:t>
+      </w:r>
+    </w:p>
+    <w:p>
+      <w:pPr>
+        <w:numPr>
+          <w:ilvl w:val="0"/>
+          <w:numId w:val="1025"/>
+        </w:numPr>
+        <w:pStyle w:val="Compact"/>
+      </w:pPr>
+      <w:r>
+        <w:rPr>
+          <w:b/>
+        </w:rPr>
+        <w:t xml:space="preserve">기술 스택</w:t>
+      </w:r>
+      <w:r>
+        <w:t xml:space="preserve">:</w:t>
+      </w:r>
+      <w:r>
+        <w:t xml:space="preserve"> </w:t>
+      </w:r>
+      <w:r>
+        <w:rPr>
+          <w:rStyle w:val="VerbatimChar"/>
+        </w:rPr>
+        <w:t xml:space="preserve">Python</w:t>
+      </w:r>
+      <w:r>
+        <w:t xml:space="preserve">,</w:t>
+      </w:r>
+      <w:r>
+        <w:t xml:space="preserve"> </w:t>
+      </w:r>
+      <w:r>
+        <w:rPr>
+          <w:rStyle w:val="VerbatimChar"/>
+        </w:rPr>
+        <w:t xml:space="preserve">MuJoCo</w:t>
+      </w:r>
+      <w:r>
+        <w:t xml:space="preserve">,</w:t>
+      </w:r>
+      <w:r>
+        <w:t xml:space="preserve"> </w:t>
+      </w:r>
+      <w:r>
+        <w:rPr>
+          <w:rStyle w:val="VerbatimChar"/>
+        </w:rPr>
+        <w:t xml:space="preserve">OpenVLA</w:t>
+      </w:r>
+      <w:r>
+        <w:t xml:space="preserve">,</w:t>
+      </w:r>
+      <w:r>
+        <w:t xml:space="preserve"> </w:t>
+      </w:r>
+      <w:r>
+        <w:rPr>
+          <w:rStyle w:val="VerbatimChar"/>
+        </w:rPr>
+        <w:t xml:space="preserve">RLDS/TFDS</w:t>
+      </w:r>
+      <w:r>
+        <w:t xml:space="preserve">,</w:t>
+      </w:r>
+      <w:r>
+        <w:t xml:space="preserve"> </w:t>
+      </w:r>
+      <w:r>
+        <w:rPr>
+          <w:rStyle w:val="VerbatimChar"/>
+        </w:rPr>
+        <w:t xml:space="preserve">LoRA Fine-tuning</w:t>
+      </w:r>
+      <w:r>
+        <w:t xml:space="preserve">,</w:t>
+      </w:r>
+      <w:r>
+        <w:t xml:space="preserve"> </w:t>
+      </w:r>
+      <w:r>
+        <w:rPr>
+          <w:rStyle w:val="VerbatimChar"/>
+        </w:rPr>
+        <w:t xml:space="preserve">Robot Grasping</w:t>
+      </w:r>
+      <w:r>
+        <w:t xml:space="preserve">,</w:t>
+      </w:r>
+      <w:r>
+        <w:t xml:space="preserve"> </w:t>
+      </w:r>
+      <w:r>
+        <w:rPr>
+          <w:rStyle w:val="VerbatimChar"/>
+        </w:rPr>
+        <w:t xml:space="preserve">IK</w:t>
+      </w:r>
+      <w:r>
+        <w:t xml:space="preserve">,</w:t>
+      </w:r>
+      <w:r>
+        <w:t xml:space="preserve"> </w:t>
+      </w:r>
+      <w:r>
+        <w:rPr>
+          <w:rStyle w:val="VerbatimChar"/>
+        </w:rPr>
+        <w:t xml:space="preserve">Simulation QA</w:t>
+      </w:r>
+    </w:p>
+    <w:p>
+      <w:pPr>
+        <w:pStyle w:val="SourceCode"/>
+      </w:pPr>
+      <w:r>
+        <w:rPr>
+          <w:rStyle w:val="VerbatimChar"/>
+        </w:rPr>
+        <w:t xml:space="preserve">MuJoCo RaccoonBot + Gripper</w:t>
       </w:r>
       <w:r>
         <w:br/>
       </w:r>
       <w:r>
-        <w:t xml:space="preserve">OpenAI Gym/Gymnasium CartPole-v1 환경에서 REINFORCE Policy Gradient 알고리즘을 PyTorch로 구현했습니다.</w:t>
-      </w:r>
-    </w:p>
-    <w:p>
-      <w:pPr>
-        <w:pStyle w:val="BodyText"/>
+        <w:rPr>
+          <w:rStyle w:val="VerbatimChar"/>
+        </w:rPr>
+        <w:t xml:space="preserve">  ├─ grasp / push / pick-and-place demonstration 수집</w:t>
+      </w:r>
+      <w:r>
+        <w:br/>
+      </w:r>
+      <w:r>
+        <w:rPr>
+          <w:rStyle w:val="VerbatimChar"/>
+        </w:rPr>
+        <w:t xml:space="preserve">  ├─ IK precheck, workspace clipping, transition safety filter</w:t>
+      </w:r>
+      <w:r>
+        <w:br/>
+      </w:r>
+      <w:r>
+        <w:rPr>
+          <w:rStyle w:val="VerbatimChar"/>
+        </w:rPr>
+        <w:t xml:space="preserve">  ├─ RLDS intermediate 변환 및 TFDS build</w:t>
+      </w:r>
+      <w:r>
+        <w:br/>
+      </w:r>
+      <w:r>
+        <w:rPr>
+          <w:rStyle w:val="VerbatimChar"/>
+        </w:rPr>
+        <w:t xml:space="preserve">  └─ OpenVLA task-balanced mixture 등록 및 LoRA 학습·추론 검증</w:t>
+      </w:r>
+    </w:p>
+    <w:p>
+      <w:pPr>
+        <w:pStyle w:val="Heading3"/>
+      </w:pPr>
+      <w:bookmarkStart w:id="39" w:name="핵심-구현-및-성과"/>
+      <w:r>
+        <w:t xml:space="preserve">핵심 구현 및 성과</w:t>
+      </w:r>
+      <w:bookmarkEnd w:id="39"/>
+    </w:p>
+    <w:p>
+      <w:pPr>
+        <w:numPr>
+          <w:ilvl w:val="0"/>
+          <w:numId w:val="1026"/>
+        </w:numPr>
+        <w:pStyle w:val="Compact"/>
       </w:pPr>
       <w:r>
         <w:rPr>
           <w:b/>
         </w:rPr>
-        <w:t xml:space="preserve">구현 내용</w:t>
-      </w:r>
-      <w:r>
-        <w:t xml:space="preserve"> </w:t>
-      </w:r>
-      <w:r>
-        <w:t xml:space="preserve">- Linear-ReLU-Linear policy network 구성</w:t>
-      </w:r>
-      <w:r>
-        <w:t xml:space="preserve"> </w:t>
-      </w:r>
-      <w:r>
-        <w:t xml:space="preserve">- Categorical distribution에서 action sampling</w:t>
-      </w:r>
-      <w:r>
-        <w:t xml:space="preserve"> </w:t>
-      </w:r>
-      <w:r>
-        <w:t xml:space="preserve">- episode reward를 역순으로 누적해 return 계산</w:t>
-      </w:r>
-      <w:r>
-        <w:t xml:space="preserve"> </w:t>
-      </w:r>
-      <w:r>
-        <w:t xml:space="preserve">-</w:t>
-      </w:r>
-      <w:r>
-        <w:t xml:space="preserve"> </w:t>
-      </w:r>
-      <w:r>
-        <w:rPr>
-          <w:rStyle w:val="VerbatimChar"/>
-        </w:rPr>
-        <w:t xml:space="preserve">- log_prob * return</w:t>
-      </w:r>
-      <w:r>
-        <w:t xml:space="preserve"> </w:t>
-      </w:r>
-      <w:r>
-        <w:t xml:space="preserve">형태의 policy gradient loss 구현</w:t>
-      </w:r>
-      <w:r>
-        <w:t xml:space="preserve"> </w:t>
-      </w:r>
-      <w:r>
-        <w:t xml:space="preserve">- Adam optimizer로 policy parameter 업데이트</w:t>
-      </w:r>
-    </w:p>
-    <w:p>
-      <w:pPr>
-        <w:pStyle w:val="BodyText"/>
+        <w:t xml:space="preserve">그리퍼 demonstration 물리 타당성 개선</w:t>
+      </w:r>
+      <w:r>
+        <w:t xml:space="preserve">:</w:t>
+      </w:r>
+    </w:p>
+    <w:p>
+      <w:pPr>
+        <w:numPr>
+          <w:ilvl w:val="1"/>
+          <w:numId w:val="1027"/>
+        </w:numPr>
+        <w:pStyle w:val="Compact"/>
+      </w:pPr>
+      <w:r>
+        <w:t xml:space="preserve">그리퍼를 연 상태로 접근한 뒤 grasp-height 조건에서만 닫도록 수정하고, 인위적 물체 부착 대신 MuJoCo contact 기반 성공 판정을 적용했습니다.</w:t>
+      </w:r>
+    </w:p>
+    <w:p>
+      <w:pPr>
+        <w:numPr>
+          <w:ilvl w:val="0"/>
+          <w:numId w:val="1026"/>
+        </w:numPr>
+        <w:pStyle w:val="Compact"/>
       </w:pPr>
       <w:r>
         <w:rPr>
           <w:b/>
         </w:rPr>
-        <w:t xml:space="preserve">결과</w:t>
-      </w:r>
-      <w:r>
-        <w:br/>
-      </w:r>
-      <w:r>
-        <w:t xml:space="preserve">보고서 기준 초반 total reward는 20~30대에서 시작했고, 후반에는 124, 136, 167, 176, 188 등으로 상승했습니다.</w:t>
-      </w:r>
-    </w:p>
-    <w:p>
-      <w:pPr>
-        <w:pStyle w:val="BodyText"/>
+        <w:t xml:space="preserve">멀티태스크 데이터셋 확장</w:t>
+      </w:r>
+      <w:r>
+        <w:t xml:space="preserve">:</w:t>
+      </w:r>
+    </w:p>
+    <w:p>
+      <w:pPr>
+        <w:numPr>
+          <w:ilvl w:val="1"/>
+          <w:numId w:val="1028"/>
+        </w:numPr>
+        <w:pStyle w:val="Compact"/>
+      </w:pPr>
+      <w:r>
+        <w:t xml:space="preserve">4개 색상, 3개 형상,</w:t>
+      </w:r>
+      <w:r>
+        <w:t xml:space="preserve"> </w:t>
+      </w:r>
+      <w:r>
+        <w:rPr>
+          <w:rStyle w:val="VerbatimChar"/>
+        </w:rPr>
+        <w:t xml:space="preserve">grasp/push/pick_and_place</w:t>
+      </w:r>
+      <w:r>
+        <w:t xml:space="preserve"> </w:t>
+      </w:r>
+      <w:r>
+        <w:t xml:space="preserve">작업 조합을 지원하고 자연어 instruction template을 다양화했습니다.</w:t>
+      </w:r>
+    </w:p>
+    <w:p>
+      <w:pPr>
+        <w:numPr>
+          <w:ilvl w:val="1"/>
+          <w:numId w:val="1028"/>
+        </w:numPr>
+        <w:pStyle w:val="Compact"/>
+      </w:pPr>
+      <w:r>
+        <w:rPr>
+          <w:rStyle w:val="VerbatimChar"/>
+        </w:rPr>
+        <w:t xml:space="preserve">raccoon_grasp</w:t>
+      </w:r>
+      <w:r>
+        <w:t xml:space="preserve"> </w:t>
+      </w:r>
+      <w:r>
+        <w:t xml:space="preserve">1,080/120,</w:t>
+      </w:r>
+      <w:r>
+        <w:t xml:space="preserve"> </w:t>
+      </w:r>
+      <w:r>
+        <w:rPr>
+          <w:rStyle w:val="VerbatimChar"/>
+        </w:rPr>
+        <w:t xml:space="preserve">raccoon_push</w:t>
+      </w:r>
+      <w:r>
+        <w:t xml:space="preserve"> </w:t>
+      </w:r>
+      <w:r>
+        <w:t xml:space="preserve">146/16,</w:t>
+      </w:r>
+      <w:r>
+        <w:t xml:space="preserve"> </w:t>
+      </w:r>
+      <w:r>
+        <w:rPr>
+          <w:rStyle w:val="VerbatimChar"/>
+        </w:rPr>
+        <w:t xml:space="preserve">raccoon_pick_and_place</w:t>
+      </w:r>
+      <w:r>
+        <w:t xml:space="preserve"> </w:t>
+      </w:r>
+      <w:r>
+        <w:t xml:space="preserve">131/15 train/validation 에피소드를 정리했습니다.</w:t>
+      </w:r>
+    </w:p>
+    <w:p>
+      <w:pPr>
+        <w:numPr>
+          <w:ilvl w:val="0"/>
+          <w:numId w:val="1026"/>
+        </w:numPr>
+        <w:pStyle w:val="Compact"/>
       </w:pPr>
       <w:r>
         <w:rPr>
           <w:b/>
         </w:rPr>
-        <w:t xml:space="preserve">기술 키워드</w:t>
-      </w:r>
-      <w:r>
-        <w:br/>
-      </w:r>
-      <w:r>
-        <w:t xml:space="preserve">PyTorch, Reinforcement Learning, REINFORCE, Policy Gradient, CartPole-v1, Gymnasium</w:t>
-      </w:r>
-    </w:p>
-    <w:p>
-      <w:pPr>
-        <w:pStyle w:val="BodyText"/>
+        <w:t xml:space="preserve">OpenVLA action label 정합성 개선</w:t>
+      </w:r>
+      <w:r>
+        <w:t xml:space="preserve">:</w:t>
+      </w:r>
+    </w:p>
+    <w:p>
+      <w:pPr>
+        <w:numPr>
+          <w:ilvl w:val="1"/>
+          <w:numId w:val="1029"/>
+        </w:numPr>
+        <w:pStyle w:val="Compact"/>
+      </w:pPr>
+      <w:r>
+        <w:t xml:space="preserve">idle frame 제거 후 action delta가 과대 기록되는 문제를 수정하고, gripper label</w:t>
+      </w:r>
+      <w:r>
+        <w:t xml:space="preserve"> </w:t>
+      </w:r>
+      <w:r>
+        <w:rPr>
+          <w:rStyle w:val="VerbatimChar"/>
+        </w:rPr>
+        <w:t xml:space="preserve">0=open, 1=close</w:t>
+      </w:r>
+      <w:r>
+        <w:t xml:space="preserve">를 OpenVLA convention</w:t>
+      </w:r>
+      <w:r>
+        <w:t xml:space="preserve"> </w:t>
+      </w:r>
+      <w:r>
+        <w:rPr>
+          <w:rStyle w:val="VerbatimChar"/>
+        </w:rPr>
+        <w:t xml:space="preserve">1=open, 0=close</w:t>
+      </w:r>
+      <w:r>
+        <w:t xml:space="preserve">로 변환했습니다.</w:t>
+      </w:r>
+    </w:p>
+    <w:p>
+      <w:pPr>
+        <w:numPr>
+          <w:ilvl w:val="1"/>
+          <w:numId w:val="1029"/>
+        </w:numPr>
+        <w:pStyle w:val="Compact"/>
+      </w:pPr>
+      <w:r>
+        <w:t xml:space="preserve">축별 최대 이동량 약 4.9 mm 이하로 클라이언트 안전 범위(</w:t>
+      </w:r>
+      <w:r>
+        <w:rPr>
+          <w:rStyle w:val="VerbatimChar"/>
+        </w:rPr>
+        <w:t xml:space="preserve">max_delta_xyz=0.005</w:t>
+      </w:r>
+      <w:r>
+        <w:t xml:space="preserve">)와 맞는 것을 확인했습니다.</w:t>
+      </w:r>
+    </w:p>
+    <w:p>
+      <w:pPr>
+        <w:numPr>
+          <w:ilvl w:val="0"/>
+          <w:numId w:val="1026"/>
+        </w:numPr>
+        <w:pStyle w:val="Compact"/>
       </w:pPr>
       <w:r>
         <w:rPr>
           <w:b/>
         </w:rPr>
-        <w:t xml:space="preserve">근거 파일</w:t>
-      </w:r>
-      <w:r>
-        <w:br/>
-      </w:r>
-      <w:r>
-        <w:rPr>
-          <w:rStyle w:val="VerbatimChar"/>
-        </w:rPr>
-        <w:t xml:space="preserve">강화학습/_이윤범_report.pdf</w:t>
+        <w:t xml:space="preserve">재현 가능한 검증 근거 정리</w:t>
+      </w:r>
+      <w:r>
+        <w:t xml:space="preserve">:</w:t>
+      </w:r>
+    </w:p>
+    <w:p>
+      <w:pPr>
+        <w:numPr>
+          <w:ilvl w:val="1"/>
+          <w:numId w:val="1030"/>
+        </w:numPr>
+        <w:pStyle w:val="Compact"/>
+      </w:pPr>
+      <w:r>
+        <w:t xml:space="preserve">공개 저장소에</w:t>
+      </w:r>
+      <w:r>
+        <w:t xml:space="preserve"> </w:t>
+      </w:r>
+      <w:r>
+        <w:rPr>
+          <w:rStyle w:val="VerbatimChar"/>
+        </w:rPr>
+        <w:t xml:space="preserve">Mujoco/test_*.py</w:t>
       </w:r>
       <w:r>
         <w:t xml:space="preserve">,</w:t>
@@ -1003,9 +3632,895 @@
         <w:rPr>
           <w:rStyle w:val="VerbatimChar"/>
         </w:rPr>
-        <w:t xml:space="preserve">강화학습/_이윤범_report_and_1_others (1).zip</w:t>
-      </w:r>
-    </w:p>
+        <w:t xml:space="preserve">results/logs/</w:t>
+      </w:r>
+      <w:r>
+        <w:t xml:space="preserve">, episode visualization,</w:t>
+      </w:r>
+      <w:r>
+        <w:t xml:space="preserve"> </w:t>
+      </w:r>
+      <w:r>
+        <w:rPr>
+          <w:rStyle w:val="VerbatimChar"/>
+        </w:rPr>
+        <w:t xml:space="preserve">docs/short_report.md</w:t>
+      </w:r>
+      <w:r>
+        <w:t xml:space="preserve">를 남겨 데이터 생성·변환·학습·추론 근거를 추적 가능하게 했습니다.</w:t>
+      </w:r>
+    </w:p>
+    <w:p>
+      <w:r>
+        <w:pict>
+          <v:rect style="width:0;height:1.5pt" o:hralign="center" o:hrstd="t" o:hr="t"/>
+        </w:pict>
+      </w:r>
+    </w:p>
+    <w:p>
+      <w:pPr>
+        <w:pStyle w:val="Heading2"/>
+      </w:pPr>
+      <w:bookmarkStart w:id="40" w:name="sim2real-엔지니어링-검증-매트릭스"/>
+      <w:r>
+        <w:t xml:space="preserve">📊 Sim2Real &amp; 엔지니어링 검증 매트릭스</w:t>
+      </w:r>
+      <w:bookmarkEnd w:id="40"/>
+    </w:p>
+    <w:tbl>
+      <w:tblPr>
+        <w:tblStyle w:val="Table"/>
+        <w:tblW w:type="pct" w:w="5000.0"/>
+        <w:tblLook w:firstRow="1"/>
+      </w:tblPr>
+      <w:tblGrid>
+        <w:gridCol w:w="1863"/>
+        <w:gridCol w:w="1863"/>
+        <w:gridCol w:w="1863"/>
+        <w:gridCol w:w="2329"/>
+      </w:tblGrid>
+      <w:tr>
+        <w:trPr>
+          <w:cnfStyle w:firstRow="1"/>
+        </w:trPr>
+        <w:tc>
+          <w:tcPr>
+            <w:tcBorders>
+              <w:bottom w:val="single"/>
+            </w:tcBorders>
+            <w:vAlign w:val="bottom"/>
+          </w:tcPr>
+          <w:p>
+            <w:pPr>
+              <w:pStyle w:val="Compact"/>
+              <w:jc w:val="left"/>
+            </w:pPr>
+            <w:r>
+              <w:t xml:space="preserve">검증 항목</w:t>
+            </w:r>
+          </w:p>
+        </w:tc>
+        <w:tc>
+          <w:tcPr>
+            <w:tcBorders>
+              <w:bottom w:val="single"/>
+            </w:tcBorders>
+            <w:vAlign w:val="bottom"/>
+          </w:tcPr>
+          <w:p>
+            <w:pPr>
+              <w:pStyle w:val="Compact"/>
+              <w:jc w:val="left"/>
+            </w:pPr>
+            <w:r>
+              <w:t xml:space="preserve">Gazebo 3D 시뮬레이션</w:t>
+            </w:r>
+          </w:p>
+        </w:tc>
+        <w:tc>
+          <w:tcPr>
+            <w:tcBorders>
+              <w:bottom w:val="single"/>
+            </w:tcBorders>
+            <w:vAlign w:val="bottom"/>
+          </w:tcPr>
+          <w:p>
+            <w:pPr>
+              <w:pStyle w:val="Compact"/>
+              <w:jc w:val="left"/>
+            </w:pPr>
+            <w:r>
+              <w:t xml:space="preserve">실제 물리 하드웨어 (Real Robot)</w:t>
+            </w:r>
+          </w:p>
+        </w:tc>
+        <w:tc>
+          <w:tcPr>
+            <w:tcBorders>
+              <w:bottom w:val="single"/>
+            </w:tcBorders>
+            <w:vAlign w:val="bottom"/>
+          </w:tcPr>
+          <w:p>
+            <w:pPr>
+              <w:pStyle w:val="Compact"/>
+              <w:jc w:val="center"/>
+            </w:pPr>
+            <w:r>
+              <w:t xml:space="preserve">달성 상태</w:t>
+            </w:r>
+          </w:p>
+        </w:tc>
+      </w:tr>
+      <w:tr>
+        <w:tc>
+          <w:p>
+            <w:pPr>
+              <w:pStyle w:val="Compact"/>
+              <w:jc w:val="left"/>
+            </w:pPr>
+            <w:r>
+              <w:rPr>
+                <w:b/>
+              </w:rPr>
+              <w:t xml:space="preserve">Homography 평면 맵핑 오차</w:t>
+            </w:r>
+          </w:p>
+        </w:tc>
+        <w:tc>
+          <w:p>
+            <w:pPr>
+              <w:pStyle w:val="Compact"/>
+              <w:jc w:val="left"/>
+            </w:pPr>
+            <w:r>
+              <w:t xml:space="preserve">RMSE 0.21 cm (노이즈 없는 이상적 카메라)</w:t>
+            </w:r>
+          </w:p>
+        </w:tc>
+        <w:tc>
+          <w:p>
+            <w:pPr>
+              <w:pStyle w:val="Compact"/>
+              <w:jc w:val="left"/>
+            </w:pPr>
+            <w:r>
+              <w:rPr>
+                <w:b/>
+              </w:rPr>
+              <w:t xml:space="preserve">RMSE 0.94 cm</w:t>
+            </w:r>
+            <w:r>
+              <w:t xml:space="preserve"> </w:t>
+            </w:r>
+            <w:r>
+              <w:t xml:space="preserve">(카메라 왜곡 보정 후 오차</w:t>
+            </w:r>
+            <w:r>
+              <w:t xml:space="preserve"> </w:t>
+            </w:r>
+            <m:oMath>
+              <m:r>
+                <m:t>≤</m:t>
+              </m:r>
+              <m:r>
+                <m:t>±</m:t>
+              </m:r>
+              <m:r>
+                <m:t>1</m:t>
+              </m:r>
+              <m:r>
+                <m:rPr>
+                  <m:nor/>
+                  <m:sty m:val="p"/>
+                </m:rPr>
+                <m:t>cm</m:t>
+              </m:r>
+            </m:oMath>
+            <w:r>
+              <w:t xml:space="preserve">)</w:t>
+            </w:r>
+          </w:p>
+        </w:tc>
+        <w:tc>
+          <w:p>
+            <w:pPr>
+              <w:pStyle w:val="Compact"/>
+              <w:jc w:val="center"/>
+            </w:pPr>
+            <w:r>
+              <w:t xml:space="preserve">✅ PASS</w:t>
+            </w:r>
+          </w:p>
+        </w:tc>
+      </w:tr>
+      <w:tr>
+        <w:tc>
+          <w:p>
+            <w:pPr>
+              <w:pStyle w:val="Compact"/>
+              <w:jc w:val="left"/>
+            </w:pPr>
+            <w:r>
+              <w:rPr>
+                <w:b/>
+              </w:rPr>
+              <w:t xml:space="preserve">흡착 손실 안전 반응 시간</w:t>
+            </w:r>
+          </w:p>
+        </w:tc>
+        <w:tc>
+          <w:p>
+            <w:pPr>
+              <w:pStyle w:val="Compact"/>
+              <w:jc w:val="left"/>
+            </w:pPr>
+            <w:r>
+              <w:t xml:space="preserve">Gazebo Contact Sensor 기준 즉각 반응</w:t>
+            </w:r>
+          </w:p>
+        </w:tc>
+        <w:tc>
+          <w:p>
+            <w:pPr>
+              <w:pStyle w:val="Compact"/>
+              <w:jc w:val="left"/>
+            </w:pPr>
+            <w:r>
+              <w:rPr>
+                <w:b/>
+              </w:rPr>
+              <w:t xml:space="preserve">45 ms 이내</w:t>
+            </w:r>
+            <w:r>
+              <w:t xml:space="preserve"> </w:t>
+            </w:r>
+            <w:r>
+              <w:t xml:space="preserve">(31kHz PWM 블로워 100% 강제 상승 및 모터 차단)</w:t>
+            </w:r>
+          </w:p>
+        </w:tc>
+        <w:tc>
+          <w:p>
+            <w:pPr>
+              <w:pStyle w:val="Compact"/>
+              <w:jc w:val="center"/>
+            </w:pPr>
+            <w:r>
+              <w:t xml:space="preserve">✅ PASS</w:t>
+            </w:r>
+          </w:p>
+        </w:tc>
+      </w:tr>
+      <w:tr>
+        <w:tc>
+          <w:p>
+            <w:pPr>
+              <w:pStyle w:val="Compact"/>
+              <w:jc w:val="left"/>
+            </w:pPr>
+            <w:r>
+              <w:rPr>
+                <w:b/>
+              </w:rPr>
+              <w:t xml:space="preserve">자이로 드리프트 누적 오차</w:t>
+            </w:r>
+          </w:p>
+        </w:tc>
+        <w:tc>
+          <w:p>
+            <w:pPr>
+              <w:pStyle w:val="Compact"/>
+              <w:jc w:val="left"/>
+            </w:pPr>
+            <w:r>
+              <w:t xml:space="preserve">드리프트 0.0 dps</w:t>
+            </w:r>
+          </w:p>
+        </w:tc>
+        <w:tc>
+          <w:p>
+            <w:pPr>
+              <w:pStyle w:val="Compact"/>
+              <w:jc w:val="left"/>
+            </w:pPr>
+            <w:r>
+              <w:rPr>
+                <w:b/>
+              </w:rPr>
+              <w:t xml:space="preserve">0.02 dps</w:t>
+            </w:r>
+            <w:r>
+              <w:t xml:space="preserve"> </w:t>
+            </w:r>
+            <w:r>
+              <w:t xml:space="preserve">(정지 바이어스 -1.35 dps 보정 후)</w:t>
+            </w:r>
+          </w:p>
+        </w:tc>
+        <w:tc>
+          <w:p>
+            <w:pPr>
+              <w:pStyle w:val="Compact"/>
+              <w:jc w:val="center"/>
+            </w:pPr>
+            <w:r>
+              <w:t xml:space="preserve">✅ PASS</w:t>
+            </w:r>
+          </w:p>
+        </w:tc>
+      </w:tr>
+      <w:tr>
+        <w:tc>
+          <w:p>
+            <w:pPr>
+              <w:pStyle w:val="Compact"/>
+              <w:jc w:val="left"/>
+            </w:pPr>
+            <w:r>
+              <w:rPr>
+                <w:b/>
+              </w:rPr>
+              <w:t xml:space="preserve">온디바이스 제어 루프 주기</w:t>
+            </w:r>
+          </w:p>
+        </w:tc>
+        <w:tc>
+          <w:p>
+            <w:pPr>
+              <w:pStyle w:val="Compact"/>
+              <w:jc w:val="left"/>
+            </w:pPr>
+            <w:r>
+              <w:t xml:space="preserve">-</w:t>
+            </w:r>
+          </w:p>
+        </w:tc>
+        <w:tc>
+          <w:p>
+            <w:pPr>
+              <w:pStyle w:val="Compact"/>
+              <w:jc w:val="left"/>
+            </w:pPr>
+            <w:r>
+              <w:rPr>
+                <w:b/>
+              </w:rPr>
+              <w:t xml:space="preserve">25.4 FPS</w:t>
+            </w:r>
+            <w:r>
+              <w:t xml:space="preserve"> </w:t>
+            </w:r>
+            <w:r>
+              <w:t xml:space="preserve">(비동기 큐 멀티스레딩 최적화 적용)</w:t>
+            </w:r>
+          </w:p>
+        </w:tc>
+        <w:tc>
+          <w:p>
+            <w:pPr>
+              <w:pStyle w:val="Compact"/>
+              <w:jc w:val="center"/>
+            </w:pPr>
+            <w:r>
+              <w:t xml:space="preserve">✅ PASS</w:t>
+            </w:r>
+          </w:p>
+        </w:tc>
+      </w:tr>
+      <w:tr>
+        <w:tc>
+          <w:p>
+            <w:pPr>
+              <w:pStyle w:val="Compact"/>
+              <w:jc w:val="left"/>
+            </w:pPr>
+            <w:r>
+              <w:rPr>
+                <w:b/>
+              </w:rPr>
+              <w:t xml:space="preserve">서보 PWM 지터 (Jitter)</w:t>
+            </w:r>
+          </w:p>
+        </w:tc>
+        <w:tc>
+          <w:p>
+            <w:pPr>
+              <w:pStyle w:val="Compact"/>
+              <w:jc w:val="left"/>
+            </w:pPr>
+            <w:r>
+              <w:t xml:space="preserve">-</w:t>
+            </w:r>
+          </w:p>
+        </w:tc>
+        <w:tc>
+          <w:p>
+            <w:pPr>
+              <w:pStyle w:val="Compact"/>
+              <w:jc w:val="left"/>
+            </w:pPr>
+            <w:r>
+              <w:rPr>
+                <w:b/>
+              </w:rPr>
+              <w:t xml:space="preserve">&lt; 0.5 μs</w:t>
+            </w:r>
+            <w:r>
+              <w:t xml:space="preserve"> </w:t>
+            </w:r>
+            <w:r>
+              <w:t xml:space="preserve">(ATmega128 Timer1 Fast PWM 오실로스코프 실측)</w:t>
+            </w:r>
+          </w:p>
+        </w:tc>
+        <w:tc>
+          <w:p>
+            <w:pPr>
+              <w:pStyle w:val="Compact"/>
+              <w:jc w:val="center"/>
+            </w:pPr>
+            <w:r>
+              <w:t xml:space="preserve">✅ PASS</w:t>
+            </w:r>
+          </w:p>
+        </w:tc>
+      </w:tr>
+    </w:tbl>
+    <w:p>
+      <w:r>
+        <w:pict>
+          <v:rect style="width:0;height:1.5pt" o:hralign="center" o:hrstd="t" o:hr="t"/>
+        </w:pict>
+      </w:r>
+    </w:p>
+    <w:p>
+      <w:pPr>
+        <w:pStyle w:val="Heading2"/>
+      </w:pPr>
+      <w:bookmarkStart w:id="41" w:name="X2e184bbe285357f4b255e558ccb797196fe2bbc"/>
+      <w:r>
+        <w:t xml:space="preserve">보조 프로젝트. ConvNeXt 기반 측두골 CT 중이염 다중 레이블 분류</w:t>
+      </w:r>
+      <w:bookmarkEnd w:id="41"/>
+    </w:p>
+    <w:p>
+      <w:pPr>
+        <w:numPr>
+          <w:ilvl w:val="0"/>
+          <w:numId w:val="1031"/>
+        </w:numPr>
+        <w:pStyle w:val="Compact"/>
+      </w:pPr>
+      <w:r>
+        <w:rPr>
+          <w:b/>
+        </w:rPr>
+        <w:t xml:space="preserve">공개 원본 근거</w:t>
+      </w:r>
+      <w:r>
+        <w:t xml:space="preserve">:</w:t>
+      </w:r>
+      <w:r>
+        <w:t xml:space="preserve"> </w:t>
+      </w:r>
+      <w:hyperlink r:id="rId42">
+        <w:r>
+          <w:rPr>
+            <w:rStyle w:val="VerbatimChar"/>
+          </w:rPr>
+          <w:t xml:space="preserve">evidence/convnext-otitis-ct/</w:t>
+        </w:r>
+      </w:hyperlink>
+    </w:p>
+    <w:p>
+      <w:pPr>
+        <w:numPr>
+          <w:ilvl w:val="0"/>
+          <w:numId w:val="1031"/>
+        </w:numPr>
+        <w:pStyle w:val="Compact"/>
+      </w:pPr>
+      <w:r>
+        <w:rPr>
+          <w:b/>
+        </w:rPr>
+        <w:t xml:space="preserve">핵심 성과</w:t>
+      </w:r>
+      <w:r>
+        <w:t xml:space="preserve">: PyTorch ConvNeXt-Tiny 4출력 다중 레이블 분류 모델 구현, Accuracy 88.86% / Macro F1 0.8848 달성</w:t>
+      </w:r>
+    </w:p>
+    <w:p>
+      <w:pPr>
+        <w:numPr>
+          <w:ilvl w:val="0"/>
+          <w:numId w:val="1031"/>
+        </w:numPr>
+        <w:pStyle w:val="Compact"/>
+      </w:pPr>
+      <w:r>
+        <w:rPr>
+          <w:b/>
+        </w:rPr>
+        <w:t xml:space="preserve">보조 근거로 둔 이유</w:t>
+      </w:r>
+      <w:r>
+        <w:t xml:space="preserve">: AI 모델링 역량은 강하지만, 로보틱스/그리퍼/자율주행 직무 정합성은 Physical AI 프로젝트가 더 높아 대표 5대 프로젝트에서는 교체했습니다.</w:t>
+      </w:r>
+    </w:p>
+    <w:p>
+      <w:r>
+        <w:pict>
+          <v:rect style="width:0;height:1.5pt" o:hralign="center" o:hrstd="t" o:hr="t"/>
+        </w:pict>
+      </w:r>
+    </w:p>
+    <w:p>
+      <w:pPr>
+        <w:pStyle w:val="Heading2"/>
+      </w:pPr>
+      <w:bookmarkStart w:id="43" w:name="보조-프로젝트.-4자유도-매니퓰레이터-기구학-및-동역학-토크-해석"/>
+      <w:r>
+        <w:t xml:space="preserve">보조 프로젝트. 4자유도 매니퓰레이터 기구학 및 동역학 토크 해석</w:t>
+      </w:r>
+      <w:bookmarkEnd w:id="43"/>
+    </w:p>
+    <w:p>
+      <w:pPr>
+        <w:numPr>
+          <w:ilvl w:val="0"/>
+          <w:numId w:val="1032"/>
+        </w:numPr>
+        <w:pStyle w:val="Compact"/>
+      </w:pPr>
+      <w:r>
+        <w:rPr>
+          <w:b/>
+        </w:rPr>
+        <w:t xml:space="preserve">공개 원본 근거</w:t>
+      </w:r>
+      <w:r>
+        <w:t xml:space="preserve">:</w:t>
+      </w:r>
+      <w:r>
+        <w:t xml:space="preserve"> </w:t>
+      </w:r>
+      <w:hyperlink r:id="rId44">
+        <w:r>
+          <w:rPr>
+            <w:rStyle w:val="VerbatimChar"/>
+          </w:rPr>
+          <w:t xml:space="preserve">evidence/robot-kinematics-dynamics/middle.m</w:t>
+        </w:r>
+      </w:hyperlink>
+    </w:p>
+    <w:p>
+      <w:pPr>
+        <w:numPr>
+          <w:ilvl w:val="0"/>
+          <w:numId w:val="1032"/>
+        </w:numPr>
+        <w:pStyle w:val="Compact"/>
+      </w:pPr>
+      <w:r>
+        <w:rPr>
+          <w:b/>
+        </w:rPr>
+        <w:t xml:space="preserve">핵심 내용</w:t>
+      </w:r>
+      <w:r>
+        <w:t xml:space="preserve">: 4-DOF 매니퓰레이터의 DH Parameter, Forward Kinematics, Jacobian, Lagrangian Dynamics를 MATLAB Symbolic Math로 유도했습니다.</w:t>
+      </w:r>
+    </w:p>
+    <w:p>
+      <w:pPr>
+        <w:numPr>
+          <w:ilvl w:val="0"/>
+          <w:numId w:val="1032"/>
+        </w:numPr>
+        <w:pStyle w:val="Compact"/>
+      </w:pPr>
+      <w:r>
+        <w:rPr>
+          <w:b/>
+        </w:rPr>
+        <w:t xml:space="preserve">보조 근거로 둔 이유</w:t>
+      </w:r>
+      <w:r>
+        <w:t xml:space="preserve">: 실제 시스템 구현 프로젝트보다는 수학적 모델링 역량을 보완적으로 보여주는 과제 성격이 강해 대표 5대 프로젝트에서는 제외했습니다.</w:t>
+      </w:r>
+    </w:p>
+    <w:p>
+      <w:r>
+        <w:pict>
+          <v:rect style="width:0;height:1.5pt" o:hralign="center" o:hrstd="t" o:hr="t"/>
+        </w:pict>
+      </w:r>
+    </w:p>
+    <w:p>
+      <w:pPr>
+        <w:pStyle w:val="Heading2"/>
+      </w:pPr>
+      <w:bookmarkStart w:id="45" w:name="보조-프로젝트.-로봇프로그래밍-자율주행-시스템"/>
+      <w:r>
+        <w:t xml:space="preserve">보조 프로젝트. 로봇프로그래밍 자율주행 시스템</w:t>
+      </w:r>
+      <w:bookmarkEnd w:id="45"/>
+    </w:p>
+    <w:p>
+      <w:pPr>
+        <w:numPr>
+          <w:ilvl w:val="0"/>
+          <w:numId w:val="1033"/>
+        </w:numPr>
+        <w:pStyle w:val="Compact"/>
+      </w:pPr>
+      <w:r>
+        <w:rPr>
+          <w:b/>
+        </w:rPr>
+        <w:t xml:space="preserve">GitHub 근거</w:t>
+      </w:r>
+      <w:r>
+        <w:t xml:space="preserve">:</w:t>
+      </w:r>
+      <w:r>
+        <w:t xml:space="preserve"> </w:t>
+      </w:r>
+      <w:hyperlink r:id="rId29">
+        <w:r>
+          <w:rPr>
+            <w:rStyle w:val="Hyperlink"/>
+          </w:rPr>
+          <w:t xml:space="preserve">https://github.com/dlalswo0619/Project-for-RobotProgramming</w:t>
+        </w:r>
+      </w:hyperlink>
+      <w:r>
+        <w:t xml:space="preserve"> </w:t>
+      </w:r>
+      <w:r>
+        <w:t xml:space="preserve">(</w:t>
+      </w:r>
+      <w:r>
+        <w:rPr>
+          <w:rStyle w:val="VerbatimChar"/>
+        </w:rPr>
+        <w:t xml:space="preserve">로봇프로그래밍/팀플git.txt</w:t>
+      </w:r>
+      <w:r>
+        <w:t xml:space="preserve">)</w:t>
+      </w:r>
+    </w:p>
+    <w:p>
+      <w:pPr>
+        <w:numPr>
+          <w:ilvl w:val="0"/>
+          <w:numId w:val="1033"/>
+        </w:numPr>
+        <w:pStyle w:val="Compact"/>
+      </w:pPr>
+      <w:r>
+        <w:rPr>
+          <w:b/>
+        </w:rPr>
+        <w:t xml:space="preserve">본인 기여</w:t>
+      </w:r>
+      <w:r>
+        <w:t xml:space="preserve">: 전체 시스템 설계, 모터제어, SLAM 기반 맵 생성, 이미 구현된 전역 Path Planning 알고리즘을 활용한 자율주행 통합</w:t>
+      </w:r>
+    </w:p>
+    <w:p>
+      <w:pPr>
+        <w:numPr>
+          <w:ilvl w:val="0"/>
+          <w:numId w:val="1033"/>
+        </w:numPr>
+        <w:pStyle w:val="Compact"/>
+      </w:pPr>
+      <w:r>
+        <w:rPr>
+          <w:b/>
+        </w:rPr>
+        <w:t xml:space="preserve">핵심 성과</w:t>
+      </w:r>
+      <w:r>
+        <w:t xml:space="preserve">: 로봇 구동부 제어와 지도 생성/전역 경로계획 결과를 연결하여, 단순 알고리즘 구현이 아니라 실제 로봇 자율주행 시스템으로 동작하도록 통합했습니다.</w:t>
+      </w:r>
+    </w:p>
+    <w:p>
+      <w:r>
+        <w:pict>
+          <v:rect style="width:0;height:1.5pt" o:hralign="center" o:hrstd="t" o:hr="t"/>
+        </w:pict>
+      </w:r>
+    </w:p>
+    <w:p>
+      <w:pPr>
+        <w:pStyle w:val="Heading2"/>
+      </w:pPr>
+      <w:bookmarkStart w:id="46" w:name="주테솔로-직무-기여-방안-why-tesollo"/>
+      <w:r>
+        <w:t xml:space="preserve">🎯 (주)테솔로 직무 기여 방안 (Why TESOLLO)</w:t>
+      </w:r>
+      <w:bookmarkEnd w:id="46"/>
+    </w:p>
+    <w:tbl>
+      <w:tblPr>
+        <w:tblStyle w:val="Table"/>
+        <w:tblW w:type="pct" w:w="5000.0"/>
+        <w:tblLook w:firstRow="1"/>
+      </w:tblPr>
+      <w:tblGrid>
+        <w:gridCol w:w="3960"/>
+        <w:gridCol w:w="3960"/>
+      </w:tblGrid>
+      <w:tr>
+        <w:trPr>
+          <w:cnfStyle w:firstRow="1"/>
+        </w:trPr>
+        <w:tc>
+          <w:tcPr>
+            <w:tcBorders>
+              <w:bottom w:val="single"/>
+            </w:tcBorders>
+            <w:vAlign w:val="bottom"/>
+          </w:tcPr>
+          <w:p>
+            <w:pPr>
+              <w:pStyle w:val="Compact"/>
+              <w:jc w:val="left"/>
+            </w:pPr>
+            <w:r>
+              <w:t xml:space="preserve">테솔로 주요 업무</w:t>
+            </w:r>
+          </w:p>
+        </w:tc>
+        <w:tc>
+          <w:tcPr>
+            <w:tcBorders>
+              <w:bottom w:val="single"/>
+            </w:tcBorders>
+            <w:vAlign w:val="bottom"/>
+          </w:tcPr>
+          <w:p>
+            <w:pPr>
+              <w:pStyle w:val="Compact"/>
+              <w:jc w:val="left"/>
+            </w:pPr>
+            <w:r>
+              <w:t xml:space="preserve">이윤범의 보유 기술 및 즉각적 기여 방안</w:t>
+            </w:r>
+          </w:p>
+        </w:tc>
+      </w:tr>
+      <w:tr>
+        <w:tc>
+          <w:p>
+            <w:pPr>
+              <w:pStyle w:val="Compact"/>
+              <w:jc w:val="left"/>
+            </w:pPr>
+            <w:r>
+              <w:rPr>
+                <w:b/>
+              </w:rPr>
+              <w:t xml:space="preserve">그리퍼 제어 알고리즘 개발</w:t>
+            </w:r>
+          </w:p>
+        </w:tc>
+        <w:tc>
+          <w:p>
+            <w:pPr>
+              <w:pStyle w:val="Compact"/>
+              <w:jc w:val="left"/>
+            </w:pPr>
+            <w:r>
+              <w:t xml:space="preserve">• ATmega128 및 Arduino 임베디드 펌웨어 개발 경험과 센서 노이즈 필터링(Kalman Filter) 역량을 바탕으로</w:t>
+            </w:r>
+            <w:r>
+              <w:t xml:space="preserve"> </w:t>
+            </w:r>
+            <w:r>
+              <w:rPr>
+                <w:b/>
+              </w:rPr>
+              <w:t xml:space="preserve">다자유도 그리퍼의 촉각/압력 센서 피드백 기반 파지(Grasping) 제어 루프</w:t>
+            </w:r>
+            <w:r>
+              <w:t xml:space="preserve">에 즉시 기여.</w:t>
+            </w:r>
+            <w:r>
+              <w:t xml:space="preserve">• Physical AI 프로젝트에서 MuJoCo RaccoonBot 그리퍼 grasp/push/pick-and-place 데이터셋을 만들고 OpenVLA action label 및 gripper convention을 정합화한 경험으로, 시뮬레이션 기반 그리퍼 정책 검증에도 기여.</w:t>
+            </w:r>
+          </w:p>
+        </w:tc>
+      </w:tr>
+      <w:tr>
+        <w:tc>
+          <w:p>
+            <w:pPr>
+              <w:pStyle w:val="Compact"/>
+              <w:jc w:val="left"/>
+            </w:pPr>
+            <w:r>
+              <w:rPr>
+                <w:b/>
+              </w:rPr>
+              <w:t xml:space="preserve">협동/산업용 로봇 티칭</w:t>
+            </w:r>
+          </w:p>
+        </w:tc>
+        <w:tc>
+          <w:p>
+            <w:pPr>
+              <w:pStyle w:val="Compact"/>
+              <w:jc w:val="left"/>
+            </w:pPr>
+            <w:r>
+              <w:t xml:space="preserve">• Window AI Robot의 Lawn-mower 궤적 플래닝 및 DH Parameter 순/역기구학 해석 역량을 활용하여</w:t>
+            </w:r>
+            <w:r>
+              <w:t xml:space="preserve"> </w:t>
+            </w:r>
+            <w:r>
+              <w:rPr>
+                <w:b/>
+              </w:rPr>
+              <w:t xml:space="preserve">산업용 로봇 매니퓰레이터의 작업 공간(Workspace) 궤적 생성 및 티칭 툴 개발</w:t>
+            </w:r>
+            <w:r>
+              <w:t xml:space="preserve"> </w:t>
+            </w:r>
+            <w:r>
+              <w:t xml:space="preserve">지원.</w:t>
+            </w:r>
+          </w:p>
+        </w:tc>
+      </w:tr>
+      <w:tr>
+        <w:tc>
+          <w:p>
+            <w:pPr>
+              <w:pStyle w:val="Compact"/>
+              <w:jc w:val="left"/>
+            </w:pPr>
+            <w:r>
+              <w:rPr>
+                <w:b/>
+              </w:rPr>
+              <w:t xml:space="preserve">로봇 통합 시스템 개발</w:t>
+            </w:r>
+          </w:p>
+        </w:tc>
+        <w:tc>
+          <w:p>
+            <w:pPr>
+              <w:pStyle w:val="Compact"/>
+              <w:jc w:val="left"/>
+            </w:pPr>
+            <w:r>
+              <w:t xml:space="preserve">• ROS2(Jazzy/Humble) 분산 아키텍처, 카메라 캘리브레이션/Homography 좌표계 변환, Gazebo 3D 시뮬레이션 환경 구축 경험을 통해</w:t>
+            </w:r>
+            <w:r>
+              <w:t xml:space="preserve"> </w:t>
+            </w:r>
+            <w:r>
+              <w:rPr>
+                <w:b/>
+              </w:rPr>
+              <w:t xml:space="preserve">상위 비전 AI와 하위 로봇 핸드/모터 하드웨어를 빈틈없이 통합하는 프로덕션 레벨 S/W 시스템</w:t>
+            </w:r>
+            <w:r>
+              <w:t xml:space="preserve"> </w:t>
+            </w:r>
+            <w:r>
+              <w:t xml:space="preserve">구축.</w:t>
+            </w:r>
+          </w:p>
+        </w:tc>
+      </w:tr>
+    </w:tbl>
     <w:sectPr/>
   </w:body>
 </w:document>
@@ -1242,10 +4757,353 @@
       </w:pPr>
     </w:lvl>
   </w:abstractNum>
+  <w:abstractNum w:abstractNumId="99411">
+    <w:nsid w:val="71315dca"/>
+    <w:multiLevelType w:val="multilevel"/>
+    <w:lvl w:ilvl="0">
+      <w:start w:val="1"/>
+      <w:numFmt w:val="decimal"/>
+      <w:lvlText w:val="%1."/>
+      <w:lvlJc w:val="left"/>
+      <w:pPr>
+        <w:tabs>
+          <w:tab w:val="num" w:pos="0"/>
+        </w:tabs>
+        <w:ind w:left="480" w:hanging="480"/>
+      </w:pPr>
+    </w:lvl>
+    <w:lvl w:ilvl="1">
+      <w:start w:val="1"/>
+      <w:numFmt w:val="decimal"/>
+      <w:lvlText w:val="%2."/>
+      <w:lvlJc w:val="left"/>
+      <w:pPr>
+        <w:tabs>
+          <w:tab w:val="num" w:pos="720"/>
+        </w:tabs>
+        <w:ind w:left="1200" w:hanging="480"/>
+      </w:pPr>
+    </w:lvl>
+    <w:lvl w:ilvl="2">
+      <w:start w:val="1"/>
+      <w:numFmt w:val="decimal"/>
+      <w:lvlText w:val="%3."/>
+      <w:lvlJc w:val="left"/>
+      <w:pPr>
+        <w:tabs>
+          <w:tab w:val="num" w:pos="1440"/>
+        </w:tabs>
+        <w:ind w:left="1920" w:hanging="480"/>
+      </w:pPr>
+    </w:lvl>
+    <w:lvl w:ilvl="3">
+      <w:start w:val="1"/>
+      <w:numFmt w:val="decimal"/>
+      <w:lvlText w:val="%4."/>
+      <w:lvlJc w:val="left"/>
+      <w:pPr>
+        <w:tabs>
+          <w:tab w:val="num" w:pos="2160"/>
+        </w:tabs>
+        <w:ind w:left="2640" w:hanging="480"/>
+      </w:pPr>
+    </w:lvl>
+    <w:lvl w:ilvl="4">
+      <w:start w:val="1"/>
+      <w:numFmt w:val="decimal"/>
+      <w:lvlText w:val="%5."/>
+      <w:lvlJc w:val="left"/>
+      <w:pPr>
+        <w:tabs>
+          <w:tab w:val="num" w:pos="2880"/>
+        </w:tabs>
+        <w:ind w:left="3360" w:hanging="480"/>
+      </w:pPr>
+    </w:lvl>
+    <w:lvl w:ilvl="5">
+      <w:start w:val="1"/>
+      <w:numFmt w:val="decimal"/>
+      <w:lvlText w:val="%6."/>
+      <w:lvlJc w:val="left"/>
+      <w:pPr>
+        <w:tabs>
+          <w:tab w:val="num" w:pos="3600"/>
+        </w:tabs>
+        <w:ind w:left="4080" w:hanging="480"/>
+      </w:pPr>
+    </w:lvl>
+    <w:lvl w:ilvl="6">
+      <w:start w:val="1"/>
+      <w:numFmt w:val="decimal"/>
+      <w:lvlText w:val="%7."/>
+      <w:lvlJc w:val="left"/>
+      <w:pPr>
+        <w:tabs>
+          <w:tab w:val="num" w:pos="4320"/>
+        </w:tabs>
+        <w:ind w:left="4800" w:hanging="480"/>
+      </w:pPr>
+    </w:lvl>
+    <w:lvl w:ilvl="7">
+      <w:start w:val="1"/>
+      <w:numFmt w:val="decimal"/>
+      <w:lvlText w:val="%8."/>
+      <w:lvlJc w:val="left"/>
+      <w:pPr>
+        <w:tabs>
+          <w:tab w:val="num" w:pos="5040"/>
+        </w:tabs>
+        <w:ind w:left="5520" w:hanging="480"/>
+      </w:pPr>
+    </w:lvl>
+    <w:lvl w:ilvl="8">
+      <w:start w:val="1"/>
+      <w:numFmt w:val="decimal"/>
+      <w:lvlText w:val="%9."/>
+      <w:lvlJc w:val="left"/>
+      <w:pPr>
+        <w:tabs>
+          <w:tab w:val="num" w:pos="5760"/>
+        </w:tabs>
+        <w:ind w:left="6240" w:hanging="480"/>
+      </w:pPr>
+    </w:lvl>
+  </w:abstractNum>
   <w:num w:numId="1000">
     <w:abstractNumId w:val="990"/>
   </w:num>
   <w:num w:numId="1001">
+    <w:abstractNumId w:val="991"/>
+  </w:num>
+  <w:num w:numId="1002">
+    <w:abstractNumId w:val="991"/>
+  </w:num>
+  <w:num w:numId="1003">
+    <w:abstractNumId w:val="991"/>
+  </w:num>
+  <w:num w:numId="1004">
+    <w:abstractNumId w:val="991"/>
+  </w:num>
+  <w:num w:numId="1005">
+    <w:abstractNumId w:val="991"/>
+  </w:num>
+  <w:num w:numId="1006">
+    <w:abstractNumId w:val="991"/>
+  </w:num>
+  <w:num w:numId="1007">
+    <w:abstractNumId w:val="99411"/>
+    <w:lvlOverride w:ilvl="0">
+      <w:startOverride w:val="1"/>
+    </w:lvlOverride>
+    <w:lvlOverride w:ilvl="1">
+      <w:startOverride w:val="1"/>
+    </w:lvlOverride>
+    <w:lvlOverride w:ilvl="2">
+      <w:startOverride w:val="1"/>
+    </w:lvlOverride>
+    <w:lvlOverride w:ilvl="3">
+      <w:startOverride w:val="1"/>
+    </w:lvlOverride>
+    <w:lvlOverride w:ilvl="4">
+      <w:startOverride w:val="1"/>
+    </w:lvlOverride>
+    <w:lvlOverride w:ilvl="5">
+      <w:startOverride w:val="1"/>
+    </w:lvlOverride>
+    <w:lvlOverride w:ilvl="6">
+      <w:startOverride w:val="1"/>
+    </w:lvlOverride>
+    <w:lvlOverride w:ilvl="7">
+      <w:startOverride w:val="1"/>
+    </w:lvlOverride>
+    <w:lvlOverride w:ilvl="8">
+      <w:startOverride w:val="1"/>
+    </w:lvlOverride>
+  </w:num>
+  <w:num w:numId="1008">
+    <w:abstractNumId w:val="991"/>
+  </w:num>
+  <w:num w:numId="1009">
+    <w:abstractNumId w:val="991"/>
+  </w:num>
+  <w:num w:numId="1010">
+    <w:abstractNumId w:val="991"/>
+  </w:num>
+  <w:num w:numId="1011">
+    <w:abstractNumId w:val="991"/>
+  </w:num>
+  <w:num w:numId="1012">
+    <w:abstractNumId w:val="99411"/>
+    <w:lvlOverride w:ilvl="0">
+      <w:startOverride w:val="1"/>
+    </w:lvlOverride>
+    <w:lvlOverride w:ilvl="1">
+      <w:startOverride w:val="1"/>
+    </w:lvlOverride>
+    <w:lvlOverride w:ilvl="2">
+      <w:startOverride w:val="1"/>
+    </w:lvlOverride>
+    <w:lvlOverride w:ilvl="3">
+      <w:startOverride w:val="1"/>
+    </w:lvlOverride>
+    <w:lvlOverride w:ilvl="4">
+      <w:startOverride w:val="1"/>
+    </w:lvlOverride>
+    <w:lvlOverride w:ilvl="5">
+      <w:startOverride w:val="1"/>
+    </w:lvlOverride>
+    <w:lvlOverride w:ilvl="6">
+      <w:startOverride w:val="1"/>
+    </w:lvlOverride>
+    <w:lvlOverride w:ilvl="7">
+      <w:startOverride w:val="1"/>
+    </w:lvlOverride>
+    <w:lvlOverride w:ilvl="8">
+      <w:startOverride w:val="1"/>
+    </w:lvlOverride>
+  </w:num>
+  <w:num w:numId="1013">
+    <w:abstractNumId w:val="991"/>
+  </w:num>
+  <w:num w:numId="1014">
+    <w:abstractNumId w:val="991"/>
+  </w:num>
+  <w:num w:numId="1015">
+    <w:abstractNumId w:val="991"/>
+  </w:num>
+  <w:num w:numId="1016">
+    <w:abstractNumId w:val="99411"/>
+    <w:lvlOverride w:ilvl="0">
+      <w:startOverride w:val="1"/>
+    </w:lvlOverride>
+    <w:lvlOverride w:ilvl="1">
+      <w:startOverride w:val="1"/>
+    </w:lvlOverride>
+    <w:lvlOverride w:ilvl="2">
+      <w:startOverride w:val="1"/>
+    </w:lvlOverride>
+    <w:lvlOverride w:ilvl="3">
+      <w:startOverride w:val="1"/>
+    </w:lvlOverride>
+    <w:lvlOverride w:ilvl="4">
+      <w:startOverride w:val="1"/>
+    </w:lvlOverride>
+    <w:lvlOverride w:ilvl="5">
+      <w:startOverride w:val="1"/>
+    </w:lvlOverride>
+    <w:lvlOverride w:ilvl="6">
+      <w:startOverride w:val="1"/>
+    </w:lvlOverride>
+    <w:lvlOverride w:ilvl="7">
+      <w:startOverride w:val="1"/>
+    </w:lvlOverride>
+    <w:lvlOverride w:ilvl="8">
+      <w:startOverride w:val="1"/>
+    </w:lvlOverride>
+  </w:num>
+  <w:num w:numId="1017">
+    <w:abstractNumId w:val="991"/>
+  </w:num>
+  <w:num w:numId="1018">
+    <w:abstractNumId w:val="991"/>
+  </w:num>
+  <w:num w:numId="1019">
+    <w:abstractNumId w:val="991"/>
+  </w:num>
+  <w:num w:numId="1020">
+    <w:abstractNumId w:val="991"/>
+  </w:num>
+  <w:num w:numId="1021">
+    <w:abstractNumId w:val="99411"/>
+    <w:lvlOverride w:ilvl="0">
+      <w:startOverride w:val="1"/>
+    </w:lvlOverride>
+    <w:lvlOverride w:ilvl="1">
+      <w:startOverride w:val="1"/>
+    </w:lvlOverride>
+    <w:lvlOverride w:ilvl="2">
+      <w:startOverride w:val="1"/>
+    </w:lvlOverride>
+    <w:lvlOverride w:ilvl="3">
+      <w:startOverride w:val="1"/>
+    </w:lvlOverride>
+    <w:lvlOverride w:ilvl="4">
+      <w:startOverride w:val="1"/>
+    </w:lvlOverride>
+    <w:lvlOverride w:ilvl="5">
+      <w:startOverride w:val="1"/>
+    </w:lvlOverride>
+    <w:lvlOverride w:ilvl="6">
+      <w:startOverride w:val="1"/>
+    </w:lvlOverride>
+    <w:lvlOverride w:ilvl="7">
+      <w:startOverride w:val="1"/>
+    </w:lvlOverride>
+    <w:lvlOverride w:ilvl="8">
+      <w:startOverride w:val="1"/>
+    </w:lvlOverride>
+  </w:num>
+  <w:num w:numId="1022">
+    <w:abstractNumId w:val="991"/>
+  </w:num>
+  <w:num w:numId="1023">
+    <w:abstractNumId w:val="991"/>
+  </w:num>
+  <w:num w:numId="1024">
+    <w:abstractNumId w:val="991"/>
+  </w:num>
+  <w:num w:numId="1025">
+    <w:abstractNumId w:val="991"/>
+  </w:num>
+  <w:num w:numId="1026">
+    <w:abstractNumId w:val="99411"/>
+    <w:lvlOverride w:ilvl="0">
+      <w:startOverride w:val="1"/>
+    </w:lvlOverride>
+    <w:lvlOverride w:ilvl="1">
+      <w:startOverride w:val="1"/>
+    </w:lvlOverride>
+    <w:lvlOverride w:ilvl="2">
+      <w:startOverride w:val="1"/>
+    </w:lvlOverride>
+    <w:lvlOverride w:ilvl="3">
+      <w:startOverride w:val="1"/>
+    </w:lvlOverride>
+    <w:lvlOverride w:ilvl="4">
+      <w:startOverride w:val="1"/>
+    </w:lvlOverride>
+    <w:lvlOverride w:ilvl="5">
+      <w:startOverride w:val="1"/>
+    </w:lvlOverride>
+    <w:lvlOverride w:ilvl="6">
+      <w:startOverride w:val="1"/>
+    </w:lvlOverride>
+    <w:lvlOverride w:ilvl="7">
+      <w:startOverride w:val="1"/>
+    </w:lvlOverride>
+    <w:lvlOverride w:ilvl="8">
+      <w:startOverride w:val="1"/>
+    </w:lvlOverride>
+  </w:num>
+  <w:num w:numId="1027">
+    <w:abstractNumId w:val="991"/>
+  </w:num>
+  <w:num w:numId="1028">
+    <w:abstractNumId w:val="991"/>
+  </w:num>
+  <w:num w:numId="1029">
+    <w:abstractNumId w:val="991"/>
+  </w:num>
+  <w:num w:numId="1030">
+    <w:abstractNumId w:val="991"/>
+  </w:num>
+  <w:num w:numId="1031">
+    <w:abstractNumId w:val="991"/>
+  </w:num>
+  <w:num w:numId="1032">
+    <w:abstractNumId w:val="991"/>
+  </w:num>
+  <w:num w:numId="1033">
     <w:abstractNumId w:val="991"/>
   </w:num>
 </w:numbering>
